--- a/op.docx
+++ b/op.docx
@@ -7,7 +7,6 @@
         <w:spacing w:before="1000"/>
         <w:jc w:val="center"/>
       </w:pPr>
-      <w:proofErr w:type="spellStart"/>
       <w:r>
         <w:rPr>
           <w:rFonts w:ascii="Calibri" w:hAnsi="Calibri"/>
@@ -15,17 +14,7 @@
           <w:color w:val="0D1117"/>
           <w:sz w:val="56"/>
         </w:rPr>
-        <w:t>UserAPI</w:t>
-      </w:r>
-      <w:proofErr w:type="spellEnd"/>
-      <w:r>
-        <w:rPr>
-          <w:rFonts w:ascii="Calibri" w:hAnsi="Calibri"/>
-          <w:b/>
-          <w:color w:val="0D1117"/>
-          <w:sz w:val="56"/>
-        </w:rPr>
-        <w:t xml:space="preserve"> — DevOps Project</w:t>
+        <w:t>UserAPI — DevOps Project</w:t>
       </w:r>
     </w:p>
     <w:p>
@@ -59,17 +48,22 @@
           <w:rFonts w:ascii="Calibri" w:hAnsi="Calibri"/>
           <w:color w:val="55636F"/>
         </w:rPr>
-        <w:t xml:space="preserve">Eshwar </w:t>
+        <w:t>Eshwar reddy</w:t>
       </w:r>
-      <w:proofErr w:type="spellStart"/>
       <w:r>
         <w:rPr>
           <w:rFonts w:ascii="Calibri" w:hAnsi="Calibri"/>
           <w:color w:val="55636F"/>
         </w:rPr>
-        <w:t>reddy</w:t>
+        <w:t xml:space="preserve">, Vijay Kumar, </w:t>
       </w:r>
-      <w:proofErr w:type="spellEnd"/>
+      <w:r>
+        <w:rPr>
+          <w:rFonts w:ascii="Calibri" w:hAnsi="Calibri"/>
+          <w:color w:val="55636F"/>
+        </w:rPr>
+        <w:t>Darshan Nagakumaran</w:t>
+      </w:r>
       <w:r>
         <w:rPr>
           <w:rFonts w:ascii="Calibri" w:hAnsi="Calibri"/>
@@ -143,23 +137,7 @@
           <w:rFonts w:ascii="Calibri" w:hAnsi="Calibri"/>
           <w:color w:val="0D1117"/>
         </w:rPr>
-        <w:t xml:space="preserve">RESTful CRUD API built with Python 3 and Flask, storing user records in PostgreSQL via </w:t>
-      </w:r>
-      <w:proofErr w:type="spellStart"/>
-      <w:r>
-        <w:rPr>
-          <w:rFonts w:ascii="Calibri" w:hAnsi="Calibri"/>
-          <w:color w:val="0D1117"/>
-        </w:rPr>
-        <w:t>SQLAlchemy</w:t>
-      </w:r>
-      <w:proofErr w:type="spellEnd"/>
-      <w:r>
-        <w:rPr>
-          <w:rFonts w:ascii="Calibri" w:hAnsi="Calibri"/>
-          <w:color w:val="0D1117"/>
-        </w:rPr>
-        <w:t xml:space="preserve"> ORM.</w:t>
+        <w:t>RESTful CRUD API built with Python 3 and Flask, storing user records in PostgreSQL via SQLAlchemy ORM.</w:t>
       </w:r>
     </w:p>
     <w:p>
@@ -185,21 +163,7 @@
         <w:rPr>
           <w:rFonts w:ascii="Calibri" w:hAnsi="Calibri"/>
         </w:rPr>
-        <w:t>Health check: GET /health — actively queries the DB, returns {"</w:t>
-      </w:r>
-      <w:proofErr w:type="spellStart"/>
-      <w:r>
-        <w:rPr>
-          <w:rFonts w:ascii="Calibri" w:hAnsi="Calibri"/>
-        </w:rPr>
-        <w:t>status":"ok","database":"healthy</w:t>
-      </w:r>
-      <w:proofErr w:type="spellEnd"/>
-      <w:r>
-        <w:rPr>
-          <w:rFonts w:ascii="Calibri" w:hAnsi="Calibri"/>
-        </w:rPr>
-        <w:t>"}</w:t>
+        <w:t>Health check: GET /health — actively queries the DB, returns {"status":"ok","database":"healthy"}</w:t>
       </w:r>
     </w:p>
     <w:p>
@@ -238,21 +202,7 @@
         <w:rPr>
           <w:rFonts w:ascii="Calibri" w:hAnsi="Calibri"/>
         </w:rPr>
-        <w:t xml:space="preserve">Application Factory pattern: </w:t>
-      </w:r>
-      <w:proofErr w:type="spellStart"/>
-      <w:r>
-        <w:rPr>
-          <w:rFonts w:ascii="Calibri" w:hAnsi="Calibri"/>
-        </w:rPr>
-        <w:t>create_app</w:t>
-      </w:r>
-      <w:proofErr w:type="spellEnd"/>
-      <w:r>
-        <w:rPr>
-          <w:rFonts w:ascii="Calibri" w:hAnsi="Calibri"/>
-        </w:rPr>
-        <w:t>(config) separates test, dev and production configs cleanly</w:t>
+        <w:t>Application Factory pattern: create_app(config) separates test, dev and production configs cleanly</w:t>
       </w:r>
     </w:p>
     <w:p>
@@ -451,53 +401,19 @@
             <w:shd w:val="clear" w:color="auto" w:fill="F6F8FA"/>
           </w:tcPr>
           <w:p>
-            <w:proofErr w:type="spellStart"/>
             <w:r>
               <w:rPr>
                 <w:rFonts w:ascii="Calibri" w:hAnsi="Calibri"/>
                 <w:sz w:val="20"/>
               </w:rPr>
-              <w:t>User.validate</w:t>
-            </w:r>
-            <w:proofErr w:type="spellEnd"/>
+              <w:t>User.validate(), to_dict</w:t>
+            </w:r>
             <w:r>
               <w:rPr>
                 <w:rFonts w:ascii="Calibri" w:hAnsi="Calibri"/>
                 <w:sz w:val="20"/>
               </w:rPr>
-              <w:t xml:space="preserve">(), </w:t>
-            </w:r>
-            <w:proofErr w:type="spellStart"/>
-            <w:r>
-              <w:rPr>
-                <w:rFonts w:ascii="Calibri" w:hAnsi="Calibri"/>
-                <w:sz w:val="20"/>
-              </w:rPr>
-              <w:t>to_dict</w:t>
-            </w:r>
-            <w:proofErr w:type="spellEnd"/>
-            <w:r>
-              <w:rPr>
-                <w:rFonts w:ascii="Calibri" w:hAnsi="Calibri"/>
-                <w:sz w:val="20"/>
-              </w:rPr>
-              <w:t>(), __</w:t>
-            </w:r>
-            <w:proofErr w:type="spellStart"/>
-            <w:r>
-              <w:rPr>
-                <w:rFonts w:ascii="Calibri" w:hAnsi="Calibri"/>
-                <w:sz w:val="20"/>
-              </w:rPr>
-              <w:t>repr</w:t>
-            </w:r>
-            <w:proofErr w:type="spellEnd"/>
-            <w:r>
-              <w:rPr>
-                <w:rFonts w:ascii="Calibri" w:hAnsi="Calibri"/>
-                <w:sz w:val="20"/>
-              </w:rPr>
-              <w:t>__ — pure logic, no HTTP or DB</w:t>
+              <w:t>(), __repr__ — pure logic, no HTTP or DB</w:t>
             </w:r>
           </w:p>
         </w:tc>
@@ -782,55 +698,25 @@
         <w:spacing w:before="20" w:after="40"/>
         <w:ind w:left="227"/>
       </w:pPr>
-      <w:proofErr w:type="spellStart"/>
       <w:r>
         <w:rPr>
           <w:rFonts w:ascii="Calibri" w:hAnsi="Calibri"/>
         </w:rPr>
-        <w:t>Dockerfile</w:t>
+        <w:t>Dockerfile: python:3.11-slim, gunicorn WSGI, 2 workers, PYTHONPATH wired correctly</w:t>
       </w:r>
-      <w:proofErr w:type="spellEnd"/>
+    </w:p>
+    <w:p>
+      <w:pPr>
+        <w:pStyle w:val="ListBullet"/>
+        <w:spacing w:before="20" w:after="40"/>
+        <w:ind w:left="227"/>
+      </w:pPr>
       <w:r>
         <w:rPr>
           <w:rFonts w:ascii="Calibri" w:hAnsi="Calibri"/>
         </w:rPr>
-        <w:t xml:space="preserve">: python:3.11-slim, </w:t>
+        <w:t>docker-compose.yaml</w:t>
       </w:r>
-      <w:proofErr w:type="spellStart"/>
-      <w:r>
-        <w:rPr>
-          <w:rFonts w:ascii="Calibri" w:hAnsi="Calibri"/>
-        </w:rPr>
-        <w:t>gunicorn</w:t>
-      </w:r>
-      <w:proofErr w:type="spellEnd"/>
-      <w:r>
-        <w:rPr>
-          <w:rFonts w:ascii="Calibri" w:hAnsi="Calibri"/>
-        </w:rPr>
-        <w:t xml:space="preserve"> WSGI, 2 workers, PYTHONPATH wired correctly</w:t>
-      </w:r>
-    </w:p>
-    <w:p>
-      <w:pPr>
-        <w:pStyle w:val="ListBullet"/>
-        <w:spacing w:before="20" w:after="40"/>
-        <w:ind w:left="227"/>
-      </w:pPr>
-      <w:r>
-        <w:rPr>
-          <w:rFonts w:ascii="Calibri" w:hAnsi="Calibri"/>
-        </w:rPr>
-        <w:t>docker-</w:t>
-      </w:r>
-      <w:proofErr w:type="spellStart"/>
-      <w:r>
-        <w:rPr>
-          <w:rFonts w:ascii="Calibri" w:hAnsi="Calibri"/>
-        </w:rPr>
-        <w:t>compose.yaml</w:t>
-      </w:r>
-      <w:proofErr w:type="spellEnd"/>
       <w:r>
         <w:rPr>
           <w:rFonts w:ascii="Calibri" w:hAnsi="Calibri"/>
@@ -848,126 +734,34 @@
         <w:rPr>
           <w:rFonts w:ascii="Calibri" w:hAnsi="Calibri"/>
         </w:rPr>
-        <w:t xml:space="preserve">Health checks: Compose waits for </w:t>
+        <w:t>Health checks: Compose waits for pg_isready before starting the app</w:t>
       </w:r>
-      <w:proofErr w:type="spellStart"/>
+    </w:p>
+    <w:p>
+      <w:pPr>
+        <w:pStyle w:val="ListBullet"/>
+        <w:spacing w:before="20" w:after="40"/>
+        <w:ind w:left="227"/>
+      </w:pPr>
       <w:r>
         <w:rPr>
           <w:rFonts w:ascii="Calibri" w:hAnsi="Calibri"/>
         </w:rPr>
-        <w:t>pg_isready</w:t>
+        <w:t>Named volumes: postgres_data and pgadmin_data persist across container restarts</w:t>
       </w:r>
-      <w:proofErr w:type="spellEnd"/>
+    </w:p>
+    <w:p>
+      <w:pPr>
+        <w:pStyle w:val="ListBullet"/>
+        <w:spacing w:before="20" w:after="40"/>
+        <w:ind w:left="227"/>
+      </w:pPr>
       <w:r>
         <w:rPr>
           <w:rFonts w:ascii="Calibri" w:hAnsi="Calibri"/>
         </w:rPr>
-        <w:t xml:space="preserve"> before starting the app</w:t>
+        <w:t>Image published to Docker Hub: kousiksc/userapi:latest and eshwarreddy/userapi:latest</w:t>
       </w:r>
-    </w:p>
-    <w:p>
-      <w:pPr>
-        <w:pStyle w:val="ListBullet"/>
-        <w:spacing w:before="20" w:after="40"/>
-        <w:ind w:left="227"/>
-      </w:pPr>
-      <w:r>
-        <w:rPr>
-          <w:rFonts w:ascii="Calibri" w:hAnsi="Calibri"/>
-        </w:rPr>
-        <w:t xml:space="preserve">Named volumes: </w:t>
-      </w:r>
-      <w:proofErr w:type="spellStart"/>
-      <w:r>
-        <w:rPr>
-          <w:rFonts w:ascii="Calibri" w:hAnsi="Calibri"/>
-        </w:rPr>
-        <w:t>postgres_data</w:t>
-      </w:r>
-      <w:proofErr w:type="spellEnd"/>
-      <w:r>
-        <w:rPr>
-          <w:rFonts w:ascii="Calibri" w:hAnsi="Calibri"/>
-        </w:rPr>
-        <w:t xml:space="preserve"> and </w:t>
-      </w:r>
-      <w:proofErr w:type="spellStart"/>
-      <w:r>
-        <w:rPr>
-          <w:rFonts w:ascii="Calibri" w:hAnsi="Calibri"/>
-        </w:rPr>
-        <w:t>pgadmin_data</w:t>
-      </w:r>
-      <w:proofErr w:type="spellEnd"/>
-      <w:r>
-        <w:rPr>
-          <w:rFonts w:ascii="Calibri" w:hAnsi="Calibri"/>
-        </w:rPr>
-        <w:t xml:space="preserve"> persist across container restarts</w:t>
-      </w:r>
-    </w:p>
-    <w:p>
-      <w:pPr>
-        <w:pStyle w:val="ListBullet"/>
-        <w:spacing w:before="20" w:after="40"/>
-        <w:ind w:left="227"/>
-      </w:pPr>
-      <w:r>
-        <w:rPr>
-          <w:rFonts w:ascii="Calibri" w:hAnsi="Calibri"/>
-        </w:rPr>
-        <w:t xml:space="preserve">Image published to Docker Hub: </w:t>
-      </w:r>
-      <w:proofErr w:type="spellStart"/>
-      <w:r>
-        <w:rPr>
-          <w:rFonts w:ascii="Calibri" w:hAnsi="Calibri"/>
-        </w:rPr>
-        <w:t>kousiksc</w:t>
-      </w:r>
-      <w:proofErr w:type="spellEnd"/>
-      <w:r>
-        <w:rPr>
-          <w:rFonts w:ascii="Calibri" w:hAnsi="Calibri"/>
-        </w:rPr>
-        <w:t>/</w:t>
-      </w:r>
-      <w:proofErr w:type="spellStart"/>
-      <w:r>
-        <w:rPr>
-          <w:rFonts w:ascii="Calibri" w:hAnsi="Calibri"/>
-        </w:rPr>
-        <w:t>userapi:latest</w:t>
-      </w:r>
-      <w:proofErr w:type="spellEnd"/>
-      <w:r>
-        <w:rPr>
-          <w:rFonts w:ascii="Calibri" w:hAnsi="Calibri"/>
-        </w:rPr>
-        <w:t xml:space="preserve"> and </w:t>
-      </w:r>
-      <w:proofErr w:type="spellStart"/>
-      <w:r>
-        <w:rPr>
-          <w:rFonts w:ascii="Calibri" w:hAnsi="Calibri"/>
-        </w:rPr>
-        <w:t>eshwarreddy</w:t>
-      </w:r>
-      <w:proofErr w:type="spellEnd"/>
-      <w:r>
-        <w:rPr>
-          <w:rFonts w:ascii="Calibri" w:hAnsi="Calibri"/>
-        </w:rPr>
-        <w:t>/</w:t>
-      </w:r>
-      <w:proofErr w:type="spellStart"/>
-      <w:r>
-        <w:rPr>
-          <w:rFonts w:ascii="Calibri" w:hAnsi="Calibri"/>
-        </w:rPr>
-        <w:t>userapi:latest</w:t>
-      </w:r>
-      <w:proofErr w:type="spellEnd"/>
     </w:p>
     <w:p>
       <w:pPr>
@@ -989,69 +783,25 @@
         <w:spacing w:before="20" w:after="40"/>
         <w:ind w:left="227"/>
       </w:pPr>
-      <w:proofErr w:type="spellStart"/>
       <w:r>
         <w:rPr>
           <w:rFonts w:ascii="Calibri" w:hAnsi="Calibri"/>
         </w:rPr>
-        <w:t>Vagrantfile</w:t>
+        <w:t>Vagrantfile: ubuntu/jammy64, port-forwards 3000→3000 and 5432→5433, syncs userapi/ into VM</w:t>
       </w:r>
-      <w:proofErr w:type="spellEnd"/>
+    </w:p>
+    <w:p>
+      <w:pPr>
+        <w:pStyle w:val="ListBullet"/>
+        <w:spacing w:before="20" w:after="40"/>
+        <w:ind w:left="227"/>
+      </w:pPr>
       <w:r>
         <w:rPr>
           <w:rFonts w:ascii="Calibri" w:hAnsi="Calibri"/>
         </w:rPr>
-        <w:t xml:space="preserve">: ubuntu/jammy64, port-forwards 3000→3000 and 5432→5433, syncs </w:t>
+        <w:t>Ansible role python: installs python3, pip3, venv, libpq</w:t>
       </w:r>
-      <w:proofErr w:type="spellStart"/>
-      <w:r>
-        <w:rPr>
-          <w:rFonts w:ascii="Calibri" w:hAnsi="Calibri"/>
-        </w:rPr>
-        <w:t>userapi</w:t>
-      </w:r>
-      <w:proofErr w:type="spellEnd"/>
-      <w:r>
-        <w:rPr>
-          <w:rFonts w:ascii="Calibri" w:hAnsi="Calibri"/>
-        </w:rPr>
-        <w:t>/ into VM</w:t>
-      </w:r>
-    </w:p>
-    <w:p>
-      <w:pPr>
-        <w:pStyle w:val="ListBullet"/>
-        <w:spacing w:before="20" w:after="40"/>
-        <w:ind w:left="227"/>
-      </w:pPr>
-      <w:r>
-        <w:rPr>
-          <w:rFonts w:ascii="Calibri" w:hAnsi="Calibri"/>
-        </w:rPr>
-        <w:t xml:space="preserve">Ansible role python: installs python3, pip3, </w:t>
-      </w:r>
-      <w:proofErr w:type="spellStart"/>
-      <w:r>
-        <w:rPr>
-          <w:rFonts w:ascii="Calibri" w:hAnsi="Calibri"/>
-        </w:rPr>
-        <w:t>venv</w:t>
-      </w:r>
-      <w:proofErr w:type="spellEnd"/>
-      <w:r>
-        <w:rPr>
-          <w:rFonts w:ascii="Calibri" w:hAnsi="Calibri"/>
-        </w:rPr>
-        <w:t xml:space="preserve">, </w:t>
-      </w:r>
-      <w:proofErr w:type="spellStart"/>
-      <w:r>
-        <w:rPr>
-          <w:rFonts w:ascii="Calibri" w:hAnsi="Calibri"/>
-        </w:rPr>
-        <w:t>libpq</w:t>
-      </w:r>
-      <w:proofErr w:type="spellEnd"/>
       <w:r>
         <w:rPr>
           <w:rFonts w:ascii="Calibri" w:hAnsi="Calibri"/>
@@ -1069,84 +819,20 @@
         <w:rPr>
           <w:rFonts w:ascii="Calibri" w:hAnsi="Calibri"/>
         </w:rPr>
-        <w:t xml:space="preserve">Ansible role </w:t>
+        <w:t>Ansible role postgresql: creates userapi_db, sets md5 auth, configures listen_addresses</w:t>
       </w:r>
-      <w:proofErr w:type="spellStart"/>
+    </w:p>
+    <w:p>
+      <w:pPr>
+        <w:pStyle w:val="ListBullet"/>
+        <w:spacing w:before="20" w:after="40"/>
+        <w:ind w:left="227"/>
+      </w:pPr>
       <w:r>
         <w:rPr>
           <w:rFonts w:ascii="Calibri" w:hAnsi="Calibri"/>
         </w:rPr>
-        <w:t>postgresql</w:t>
-      </w:r>
-      <w:proofErr w:type="spellEnd"/>
-      <w:r>
-        <w:rPr>
-          <w:rFonts w:ascii="Calibri" w:hAnsi="Calibri"/>
-        </w:rPr>
-        <w:t xml:space="preserve">: creates </w:t>
-      </w:r>
-      <w:proofErr w:type="spellStart"/>
-      <w:r>
-        <w:rPr>
-          <w:rFonts w:ascii="Calibri" w:hAnsi="Calibri"/>
-        </w:rPr>
-        <w:t>userapi_db</w:t>
-      </w:r>
-      <w:proofErr w:type="spellEnd"/>
-      <w:r>
-        <w:rPr>
-          <w:rFonts w:ascii="Calibri" w:hAnsi="Calibri"/>
-        </w:rPr>
-        <w:t xml:space="preserve">, sets md5 auth, configures </w:t>
-      </w:r>
-      <w:proofErr w:type="spellStart"/>
-      <w:r>
-        <w:rPr>
-          <w:rFonts w:ascii="Calibri" w:hAnsi="Calibri"/>
-        </w:rPr>
-        <w:t>listen_addresses</w:t>
-      </w:r>
-      <w:proofErr w:type="spellEnd"/>
-    </w:p>
-    <w:p>
-      <w:pPr>
-        <w:pStyle w:val="ListBullet"/>
-        <w:spacing w:before="20" w:after="40"/>
-        <w:ind w:left="227"/>
-      </w:pPr>
-      <w:r>
-        <w:rPr>
-          <w:rFonts w:ascii="Calibri" w:hAnsi="Calibri"/>
-        </w:rPr>
-        <w:t xml:space="preserve">Ansible role app: installs deps, creates </w:t>
-      </w:r>
-      <w:proofErr w:type="spellStart"/>
-      <w:r>
-        <w:rPr>
-          <w:rFonts w:ascii="Calibri" w:hAnsi="Calibri"/>
-        </w:rPr>
-        <w:t>systemd</w:t>
-      </w:r>
-      <w:proofErr w:type="spellEnd"/>
-      <w:r>
-        <w:rPr>
-          <w:rFonts w:ascii="Calibri" w:hAnsi="Calibri"/>
-        </w:rPr>
-        <w:t xml:space="preserve"> service (</w:t>
-      </w:r>
-      <w:proofErr w:type="spellStart"/>
-      <w:r>
-        <w:rPr>
-          <w:rFonts w:ascii="Calibri" w:hAnsi="Calibri"/>
-        </w:rPr>
-        <w:t>userapi.service</w:t>
-      </w:r>
-      <w:proofErr w:type="spellEnd"/>
-      <w:r>
-        <w:rPr>
-          <w:rFonts w:ascii="Calibri" w:hAnsi="Calibri"/>
-        </w:rPr>
-        <w:t>), runs /health check</w:t>
+        <w:t>Ansible role app: installs deps, creates systemd service (userapi.service), runs /health check</w:t>
       </w:r>
     </w:p>
     <w:p>
@@ -1160,19 +846,8 @@
           <w:color w:val="0D1117"/>
           <w:sz w:val="26"/>
         </w:rPr>
-        <w:t xml:space="preserve">1.5  Kubernetes — </w:t>
+        <w:t>1.5  Kubernetes — Minikube</w:t>
       </w:r>
-      <w:proofErr w:type="spellStart"/>
-      <w:r>
-        <w:rPr>
-          <w:rFonts w:ascii="Calibri" w:hAnsi="Calibri"/>
-          <w:b/>
-          <w:color w:val="0D1117"/>
-          <w:sz w:val="26"/>
-        </w:rPr>
-        <w:t>Minikube</w:t>
-      </w:r>
-      <w:proofErr w:type="spellEnd"/>
     </w:p>
     <w:p>
       <w:pPr>
@@ -1180,160 +855,38 @@
         <w:spacing w:before="20" w:after="40"/>
         <w:ind w:left="227"/>
       </w:pPr>
-      <w:proofErr w:type="spellStart"/>
       <w:r>
         <w:rPr>
           <w:rFonts w:ascii="Calibri" w:hAnsi="Calibri"/>
         </w:rPr>
-        <w:t>deployment.yaml</w:t>
+        <w:t>deployment.yaml: postgres (1 replica + readinessProbe) · userapi (2 replicas + liveness &amp; readiness on /health)</w:t>
       </w:r>
-      <w:proofErr w:type="spellEnd"/>
+    </w:p>
+    <w:p>
+      <w:pPr>
+        <w:pStyle w:val="ListBullet"/>
+        <w:spacing w:before="20" w:after="40"/>
+        <w:ind w:left="227"/>
+      </w:pPr>
       <w:r>
         <w:rPr>
           <w:rFonts w:ascii="Calibri" w:hAnsi="Calibri"/>
         </w:rPr>
-        <w:t xml:space="preserve">: </w:t>
+        <w:t>service.yaml: postgres-service (ClusterIP:5432) · userapi-service (NodePort:30080)</w:t>
       </w:r>
-      <w:proofErr w:type="spellStart"/>
+    </w:p>
+    <w:p>
+      <w:pPr>
+        <w:pStyle w:val="ListBullet"/>
+        <w:spacing w:before="20" w:after="40"/>
+        <w:ind w:left="227"/>
+      </w:pPr>
       <w:r>
         <w:rPr>
           <w:rFonts w:ascii="Calibri" w:hAnsi="Calibri"/>
         </w:rPr>
-        <w:t>postgres</w:t>
+        <w:t>persistent-volume.yaml + persistent-volume-claim.yaml: 1 Gi hostPath</w:t>
       </w:r>
-      <w:proofErr w:type="spellEnd"/>
-      <w:r>
-        <w:rPr>
-          <w:rFonts w:ascii="Calibri" w:hAnsi="Calibri"/>
-        </w:rPr>
-        <w:t xml:space="preserve"> (1 replica + </w:t>
-      </w:r>
-      <w:proofErr w:type="spellStart"/>
-      <w:r>
-        <w:rPr>
-          <w:rFonts w:ascii="Calibri" w:hAnsi="Calibri"/>
-        </w:rPr>
-        <w:t>readinessProbe</w:t>
-      </w:r>
-      <w:proofErr w:type="spellEnd"/>
-      <w:r>
-        <w:rPr>
-          <w:rFonts w:ascii="Calibri" w:hAnsi="Calibri"/>
-        </w:rPr>
-        <w:t xml:space="preserve">) · </w:t>
-      </w:r>
-      <w:proofErr w:type="spellStart"/>
-      <w:r>
-        <w:rPr>
-          <w:rFonts w:ascii="Calibri" w:hAnsi="Calibri"/>
-        </w:rPr>
-        <w:t>userapi</w:t>
-      </w:r>
-      <w:proofErr w:type="spellEnd"/>
-      <w:r>
-        <w:rPr>
-          <w:rFonts w:ascii="Calibri" w:hAnsi="Calibri"/>
-        </w:rPr>
-        <w:t xml:space="preserve"> (2 replicas + liveness &amp; readiness on /health)</w:t>
-      </w:r>
-    </w:p>
-    <w:p>
-      <w:pPr>
-        <w:pStyle w:val="ListBullet"/>
-        <w:spacing w:before="20" w:after="40"/>
-        <w:ind w:left="227"/>
-      </w:pPr>
-      <w:proofErr w:type="spellStart"/>
-      <w:r>
-        <w:rPr>
-          <w:rFonts w:ascii="Calibri" w:hAnsi="Calibri"/>
-        </w:rPr>
-        <w:t>service.yaml</w:t>
-      </w:r>
-      <w:proofErr w:type="spellEnd"/>
-      <w:r>
-        <w:rPr>
-          <w:rFonts w:ascii="Calibri" w:hAnsi="Calibri"/>
-        </w:rPr>
-        <w:t xml:space="preserve">: </w:t>
-      </w:r>
-      <w:proofErr w:type="spellStart"/>
-      <w:r>
-        <w:rPr>
-          <w:rFonts w:ascii="Calibri" w:hAnsi="Calibri"/>
-        </w:rPr>
-        <w:t>postgres</w:t>
-      </w:r>
-      <w:proofErr w:type="spellEnd"/>
-      <w:r>
-        <w:rPr>
-          <w:rFonts w:ascii="Calibri" w:hAnsi="Calibri"/>
-        </w:rPr>
-        <w:t xml:space="preserve">-service (ClusterIP:5432) · </w:t>
-      </w:r>
-      <w:proofErr w:type="spellStart"/>
-      <w:r>
-        <w:rPr>
-          <w:rFonts w:ascii="Calibri" w:hAnsi="Calibri"/>
-        </w:rPr>
-        <w:t>userapi</w:t>
-      </w:r>
-      <w:proofErr w:type="spellEnd"/>
-      <w:r>
-        <w:rPr>
-          <w:rFonts w:ascii="Calibri" w:hAnsi="Calibri"/>
-        </w:rPr>
-        <w:t>-service (NodePort:30080)</w:t>
-      </w:r>
-    </w:p>
-    <w:p>
-      <w:pPr>
-        <w:pStyle w:val="ListBullet"/>
-        <w:spacing w:before="20" w:after="40"/>
-        <w:ind w:left="227"/>
-      </w:pPr>
-      <w:r>
-        <w:rPr>
-          <w:rFonts w:ascii="Calibri" w:hAnsi="Calibri"/>
-        </w:rPr>
-        <w:t>persistent-</w:t>
-      </w:r>
-      <w:proofErr w:type="spellStart"/>
-      <w:r>
-        <w:rPr>
-          <w:rFonts w:ascii="Calibri" w:hAnsi="Calibri"/>
-        </w:rPr>
-        <w:t>volume.yaml</w:t>
-      </w:r>
-      <w:proofErr w:type="spellEnd"/>
-      <w:r>
-        <w:rPr>
-          <w:rFonts w:ascii="Calibri" w:hAnsi="Calibri"/>
-        </w:rPr>
-        <w:t xml:space="preserve"> + persistent-volume-</w:t>
-      </w:r>
-      <w:proofErr w:type="spellStart"/>
-      <w:r>
-        <w:rPr>
-          <w:rFonts w:ascii="Calibri" w:hAnsi="Calibri"/>
-        </w:rPr>
-        <w:t>claim.yaml</w:t>
-      </w:r>
-      <w:proofErr w:type="spellEnd"/>
-      <w:r>
-        <w:rPr>
-          <w:rFonts w:ascii="Calibri" w:hAnsi="Calibri"/>
-        </w:rPr>
-        <w:t xml:space="preserve">: 1 Gi </w:t>
-      </w:r>
-      <w:proofErr w:type="spellStart"/>
-      <w:r>
-        <w:rPr>
-          <w:rFonts w:ascii="Calibri" w:hAnsi="Calibri"/>
-        </w:rPr>
-        <w:t>hostPath</w:t>
-      </w:r>
-      <w:proofErr w:type="spellEnd"/>
       <w:r>
         <w:rPr>
           <w:rFonts w:ascii="Calibri" w:hAnsi="Calibri"/>
@@ -1352,21 +905,7 @@
           <w:rFonts w:ascii="Calibri" w:hAnsi="Calibri"/>
         </w:rPr>
         <w:lastRenderedPageBreak/>
-        <w:t xml:space="preserve">Deployed using </w:t>
-      </w:r>
-      <w:proofErr w:type="spellStart"/>
-      <w:r>
-        <w:rPr>
-          <w:rFonts w:ascii="Calibri" w:hAnsi="Calibri"/>
-        </w:rPr>
-        <w:t>Minikube</w:t>
-      </w:r>
-      <w:proofErr w:type="spellEnd"/>
-      <w:r>
-        <w:rPr>
-          <w:rFonts w:ascii="Calibri" w:hAnsi="Calibri"/>
-        </w:rPr>
-        <w:t xml:space="preserve"> with Docker driver on Windows 11</w:t>
+        <w:t>Deployed using Minikube with Docker driver on Windows 11</w:t>
       </w:r>
     </w:p>
     <w:p>
@@ -1393,49 +932,7 @@
         <w:rPr>
           <w:rFonts w:ascii="Calibri" w:hAnsi="Calibri"/>
         </w:rPr>
-        <w:t>Pipeline file: .</w:t>
-      </w:r>
-      <w:proofErr w:type="spellStart"/>
-      <w:r>
-        <w:rPr>
-          <w:rFonts w:ascii="Calibri" w:hAnsi="Calibri"/>
-        </w:rPr>
-        <w:t>github</w:t>
-      </w:r>
-      <w:proofErr w:type="spellEnd"/>
-      <w:r>
-        <w:rPr>
-          <w:rFonts w:ascii="Calibri" w:hAnsi="Calibri"/>
-        </w:rPr>
-        <w:t>/workflows/</w:t>
-      </w:r>
-      <w:proofErr w:type="spellStart"/>
-      <w:r>
-        <w:rPr>
-          <w:rFonts w:ascii="Calibri" w:hAnsi="Calibri"/>
-        </w:rPr>
-        <w:t>ci.yml</w:t>
-      </w:r>
-      <w:proofErr w:type="spellEnd"/>
-      <w:r>
-        <w:rPr>
-          <w:rFonts w:ascii="Calibri" w:hAnsi="Calibri"/>
-        </w:rPr>
-        <w:t xml:space="preserve"> — triggers on push and </w:t>
-      </w:r>
-      <w:proofErr w:type="spellStart"/>
-      <w:r>
-        <w:rPr>
-          <w:rFonts w:ascii="Calibri" w:hAnsi="Calibri"/>
-        </w:rPr>
-        <w:t>pull_request</w:t>
-      </w:r>
-      <w:proofErr w:type="spellEnd"/>
-      <w:r>
-        <w:rPr>
-          <w:rFonts w:ascii="Calibri" w:hAnsi="Calibri"/>
-        </w:rPr>
-        <w:t xml:space="preserve"> to main only</w:t>
+        <w:t>Pipeline file: .github/workflows/ci.yml — triggers on push and pull_request to main only</w:t>
       </w:r>
     </w:p>
     <w:p>
@@ -1474,21 +971,7 @@
         <w:rPr>
           <w:rFonts w:ascii="Calibri" w:hAnsi="Calibri"/>
         </w:rPr>
-        <w:t xml:space="preserve">Tests use SQLite :memory: via </w:t>
-      </w:r>
-      <w:proofErr w:type="spellStart"/>
-      <w:r>
-        <w:rPr>
-          <w:rFonts w:ascii="Calibri" w:hAnsi="Calibri"/>
-        </w:rPr>
-        <w:t>TestConfig</w:t>
-      </w:r>
-      <w:proofErr w:type="spellEnd"/>
-      <w:r>
-        <w:rPr>
-          <w:rFonts w:ascii="Calibri" w:hAnsi="Calibri"/>
-        </w:rPr>
-        <w:t xml:space="preserve"> — no PostgreSQL container needed in CI</w:t>
+        <w:t>Tests use SQLite :memory: via TestConfig — no PostgreSQL container needed in CI</w:t>
       </w:r>
     </w:p>
     <w:p>
@@ -1537,23 +1020,7 @@
           <w:rFonts w:ascii="Calibri" w:hAnsi="Calibri"/>
           <w:color w:val="0D1117"/>
         </w:rPr>
-        <w:t xml:space="preserve">Running docker-compose up -d starts all four resources: network, PostgreSQL (Healthy), </w:t>
-      </w:r>
-      <w:proofErr w:type="spellStart"/>
-      <w:r>
-        <w:rPr>
-          <w:rFonts w:ascii="Calibri" w:hAnsi="Calibri"/>
-          <w:color w:val="0D1117"/>
-        </w:rPr>
-        <w:t>pgAdmin</w:t>
-      </w:r>
-      <w:proofErr w:type="spellEnd"/>
-      <w:r>
-        <w:rPr>
-          <w:rFonts w:ascii="Calibri" w:hAnsi="Calibri"/>
-          <w:color w:val="0D1117"/>
-        </w:rPr>
-        <w:t>, and the Flask app.</w:t>
+        <w:t>Running docker-compose up -d starts all four resources: network, PostgreSQL (Healthy), pgAdmin, and the Flask app.</w:t>
       </w:r>
     </w:p>
     <w:p>
@@ -1639,23 +1106,7 @@
           <w:rFonts w:ascii="Calibri" w:hAnsi="Calibri"/>
           <w:color w:val="0D1117"/>
         </w:rPr>
-        <w:t xml:space="preserve">Docker Desktop showing the three pulled images: project2-app (Flask), </w:t>
-      </w:r>
-      <w:proofErr w:type="spellStart"/>
-      <w:r>
-        <w:rPr>
-          <w:rFonts w:ascii="Calibri" w:hAnsi="Calibri"/>
-          <w:color w:val="0D1117"/>
-        </w:rPr>
-        <w:t>dpage</w:t>
-      </w:r>
-      <w:proofErr w:type="spellEnd"/>
-      <w:r>
-        <w:rPr>
-          <w:rFonts w:ascii="Calibri" w:hAnsi="Calibri"/>
-          <w:color w:val="0D1117"/>
-        </w:rPr>
-        <w:t>/pgadmin4, and postgres:16.</w:t>
+        <w:t>Docker Desktop showing the three pulled images: project2-app (Flask), dpage/pgadmin4, and postgres:16.</w:t>
       </w:r>
     </w:p>
     <w:p>
@@ -1715,47 +1166,7 @@
           <w:color w:val="55636F"/>
           <w:sz w:val="18"/>
         </w:rPr>
-        <w:t xml:space="preserve">Fig 2 — Docker Desktop images: app (263 MB), </w:t>
-      </w:r>
-      <w:proofErr w:type="spellStart"/>
-      <w:r>
-        <w:rPr>
-          <w:rFonts w:ascii="Calibri" w:hAnsi="Calibri"/>
-          <w:i/>
-          <w:color w:val="55636F"/>
-          <w:sz w:val="18"/>
-        </w:rPr>
-        <w:t>pgAdmin</w:t>
-      </w:r>
-      <w:proofErr w:type="spellEnd"/>
-      <w:r>
-        <w:rPr>
-          <w:rFonts w:ascii="Calibri" w:hAnsi="Calibri"/>
-          <w:i/>
-          <w:color w:val="55636F"/>
-          <w:sz w:val="18"/>
-        </w:rPr>
-        <w:t xml:space="preserve"> (778 MB), </w:t>
-      </w:r>
-      <w:proofErr w:type="spellStart"/>
-      <w:r>
-        <w:rPr>
-          <w:rFonts w:ascii="Calibri" w:hAnsi="Calibri"/>
-          <w:i/>
-          <w:color w:val="55636F"/>
-          <w:sz w:val="18"/>
-        </w:rPr>
-        <w:t>postgres</w:t>
-      </w:r>
-      <w:proofErr w:type="spellEnd"/>
-      <w:r>
-        <w:rPr>
-          <w:rFonts w:ascii="Calibri" w:hAnsi="Calibri"/>
-          <w:i/>
-          <w:color w:val="55636F"/>
-          <w:sz w:val="18"/>
-        </w:rPr>
-        <w:t xml:space="preserve"> (642 MB)</w:t>
+        <w:t>Fig 2 — Docker Desktop images: app (263 MB), pgAdmin (778 MB), postgres (642 MB)</w:t>
       </w:r>
     </w:p>
     <w:p>
@@ -1769,27 +1180,7 @@
           <w:color w:val="0D1117"/>
           <w:sz w:val="26"/>
         </w:rPr>
-        <w:t xml:space="preserve">2.3  </w:t>
-      </w:r>
-      <w:proofErr w:type="spellStart"/>
-      <w:r>
-        <w:rPr>
-          <w:rFonts w:ascii="Calibri" w:hAnsi="Calibri"/>
-          <w:b/>
-          <w:color w:val="0D1117"/>
-          <w:sz w:val="26"/>
-        </w:rPr>
-        <w:t>UserAPI</w:t>
-      </w:r>
-      <w:proofErr w:type="spellEnd"/>
-      <w:r>
-        <w:rPr>
-          <w:rFonts w:ascii="Calibri" w:hAnsi="Calibri"/>
-          <w:b/>
-          <w:color w:val="0D1117"/>
-          <w:sz w:val="26"/>
-        </w:rPr>
-        <w:t xml:space="preserve"> Dashboard — Running via Docker Compose</w:t>
+        <w:t>2.3  UserAPI Dashboard — Running via Docker Compose</w:t>
       </w:r>
     </w:p>
     <w:p>
@@ -1801,23 +1192,7 @@
           <w:rFonts w:ascii="Calibri" w:hAnsi="Calibri"/>
           <w:color w:val="0D1117"/>
         </w:rPr>
-        <w:t xml:space="preserve">The web dashboard served by </w:t>
-      </w:r>
-      <w:proofErr w:type="spellStart"/>
-      <w:r>
-        <w:rPr>
-          <w:rFonts w:ascii="Calibri" w:hAnsi="Calibri"/>
-          <w:color w:val="0D1117"/>
-        </w:rPr>
-        <w:t>gunicorn</w:t>
-      </w:r>
-      <w:proofErr w:type="spellEnd"/>
-      <w:r>
-        <w:rPr>
-          <w:rFonts w:ascii="Calibri" w:hAnsi="Calibri"/>
-          <w:color w:val="0D1117"/>
-        </w:rPr>
-        <w:t xml:space="preserve"> at http://localhost:3000. Shows 2 users, database Connected, API Running.</w:t>
+        <w:t>The web dashboard served by gunicorn at http://localhost:3000. Shows 2 users, database Connected, API Running.</w:t>
       </w:r>
     </w:p>
     <w:p>
@@ -1877,27 +1252,7 @@
           <w:color w:val="55636F"/>
           <w:sz w:val="18"/>
         </w:rPr>
-        <w:t xml:space="preserve">Fig 3 — </w:t>
-      </w:r>
-      <w:proofErr w:type="spellStart"/>
-      <w:r>
-        <w:rPr>
-          <w:rFonts w:ascii="Calibri" w:hAnsi="Calibri"/>
-          <w:i/>
-          <w:color w:val="55636F"/>
-          <w:sz w:val="18"/>
-        </w:rPr>
-        <w:t>UserAPI</w:t>
-      </w:r>
-      <w:proofErr w:type="spellEnd"/>
-      <w:r>
-        <w:rPr>
-          <w:rFonts w:ascii="Calibri" w:hAnsi="Calibri"/>
-          <w:i/>
-          <w:color w:val="55636F"/>
-          <w:sz w:val="18"/>
-        </w:rPr>
-        <w:t xml:space="preserve"> Dashboard at localhost:3000 — 2 users in DB, Healthy badge active</w:t>
+        <w:t>Fig 3 — UserAPI Dashboard at localhost:3000 — 2 users in DB, Healthy badge active</w:t>
       </w:r>
     </w:p>
     <w:p>
@@ -1912,84 +1267,19 @@
           <w:sz w:val="26"/>
         </w:rPr>
         <w:lastRenderedPageBreak/>
-        <w:t xml:space="preserve">2.4  </w:t>
-      </w:r>
-      <w:proofErr w:type="spellStart"/>
-      <w:r>
-        <w:rPr>
-          <w:rFonts w:ascii="Calibri" w:hAnsi="Calibri"/>
-          <w:b/>
-          <w:color w:val="0D1117"/>
-          <w:sz w:val="26"/>
-        </w:rPr>
-        <w:t>pgAdmin</w:t>
-      </w:r>
-      <w:proofErr w:type="spellEnd"/>
-      <w:r>
-        <w:rPr>
-          <w:rFonts w:ascii="Calibri" w:hAnsi="Calibri"/>
-          <w:b/>
-          <w:color w:val="0D1117"/>
-          <w:sz w:val="26"/>
-        </w:rPr>
-        <w:t xml:space="preserve"> — </w:t>
-      </w:r>
-      <w:proofErr w:type="spellStart"/>
-      <w:r>
-        <w:rPr>
-          <w:rFonts w:ascii="Calibri" w:hAnsi="Calibri"/>
-          <w:b/>
-          <w:color w:val="0D1117"/>
-          <w:sz w:val="26"/>
-        </w:rPr>
-        <w:t>userapi_db</w:t>
-      </w:r>
-      <w:proofErr w:type="spellEnd"/>
-      <w:r>
-        <w:rPr>
-          <w:rFonts w:ascii="Calibri" w:hAnsi="Calibri"/>
-          <w:b/>
-          <w:color w:val="0D1117"/>
-          <w:sz w:val="26"/>
-        </w:rPr>
-        <w:t xml:space="preserve"> Database</w:t>
+        <w:t>2.4  pgAdmin — userapi_db Database</w:t>
       </w:r>
     </w:p>
     <w:p>
       <w:pPr>
         <w:spacing w:before="40" w:after="80"/>
       </w:pPr>
-      <w:proofErr w:type="spellStart"/>
       <w:r>
         <w:rPr>
           <w:rFonts w:ascii="Calibri" w:hAnsi="Calibri"/>
           <w:color w:val="0D1117"/>
         </w:rPr>
-        <w:t>pgAdmin</w:t>
-      </w:r>
-      <w:proofErr w:type="spellEnd"/>
-      <w:r>
-        <w:rPr>
-          <w:rFonts w:ascii="Calibri" w:hAnsi="Calibri"/>
-          <w:color w:val="0D1117"/>
-        </w:rPr>
-        <w:t xml:space="preserve"> 4 connected to PostgreSQL, showing the </w:t>
-      </w:r>
-      <w:proofErr w:type="spellStart"/>
-      <w:r>
-        <w:rPr>
-          <w:rFonts w:ascii="Calibri" w:hAnsi="Calibri"/>
-          <w:color w:val="0D1117"/>
-        </w:rPr>
-        <w:t>userapi_db</w:t>
-      </w:r>
-      <w:proofErr w:type="spellEnd"/>
-      <w:r>
-        <w:rPr>
-          <w:rFonts w:ascii="Calibri" w:hAnsi="Calibri"/>
-          <w:color w:val="0D1117"/>
-        </w:rPr>
-        <w:t xml:space="preserve"> database with its public schema.</w:t>
+        <w:t>pgAdmin 4 connected to PostgreSQL, showing the userapi_db database with its public schema.</w:t>
       </w:r>
     </w:p>
     <w:p>
@@ -2049,67 +1339,7 @@
           <w:color w:val="55636F"/>
           <w:sz w:val="18"/>
         </w:rPr>
-        <w:t xml:space="preserve">Fig 4 — </w:t>
-      </w:r>
-      <w:proofErr w:type="spellStart"/>
-      <w:r>
-        <w:rPr>
-          <w:rFonts w:ascii="Calibri" w:hAnsi="Calibri"/>
-          <w:i/>
-          <w:color w:val="55636F"/>
-          <w:sz w:val="18"/>
-        </w:rPr>
-        <w:t>pgAdmin</w:t>
-      </w:r>
-      <w:proofErr w:type="spellEnd"/>
-      <w:r>
-        <w:rPr>
-          <w:rFonts w:ascii="Calibri" w:hAnsi="Calibri"/>
-          <w:i/>
-          <w:color w:val="55636F"/>
-          <w:sz w:val="18"/>
-        </w:rPr>
-        <w:t xml:space="preserve"> Object Explorer: </w:t>
-      </w:r>
-      <w:proofErr w:type="spellStart"/>
-      <w:r>
-        <w:rPr>
-          <w:rFonts w:ascii="Calibri" w:hAnsi="Calibri"/>
-          <w:i/>
-          <w:color w:val="55636F"/>
-          <w:sz w:val="18"/>
-        </w:rPr>
-        <w:t>UserAPI</w:t>
-      </w:r>
-      <w:proofErr w:type="spellEnd"/>
-      <w:r>
-        <w:rPr>
-          <w:rFonts w:ascii="Calibri" w:hAnsi="Calibri"/>
-          <w:i/>
-          <w:color w:val="55636F"/>
-          <w:sz w:val="18"/>
-        </w:rPr>
-        <w:t xml:space="preserve"> DB → </w:t>
-      </w:r>
-      <w:proofErr w:type="spellStart"/>
-      <w:r>
-        <w:rPr>
-          <w:rFonts w:ascii="Calibri" w:hAnsi="Calibri"/>
-          <w:i/>
-          <w:color w:val="55636F"/>
-          <w:sz w:val="18"/>
-        </w:rPr>
-        <w:t>userapi_db</w:t>
-      </w:r>
-      <w:proofErr w:type="spellEnd"/>
-      <w:r>
-        <w:rPr>
-          <w:rFonts w:ascii="Calibri" w:hAnsi="Calibri"/>
-          <w:i/>
-          <w:color w:val="55636F"/>
-          <w:sz w:val="18"/>
-        </w:rPr>
-        <w:t xml:space="preserve"> → public schema</w:t>
+        <w:t>Fig 4 — pgAdmin Object Explorer: UserAPI DB → userapi_db → public schema</w:t>
       </w:r>
     </w:p>
     <w:p>
@@ -2151,25 +1381,14 @@
       <w:pPr>
         <w:spacing w:before="160" w:after="60"/>
       </w:pPr>
-      <w:proofErr w:type="spellStart"/>
       <w:r>
         <w:rPr>
           <w:rFonts w:ascii="Calibri" w:hAnsi="Calibri"/>
           <w:b/>
           <w:color w:val="086FCC"/>
         </w:rPr>
-        <w:t>eshwarreddy</w:t>
+        <w:t>eshwarreddy/</w:t>
       </w:r>
-      <w:proofErr w:type="spellEnd"/>
-      <w:r>
-        <w:rPr>
-          <w:rFonts w:ascii="Calibri" w:hAnsi="Calibri"/>
-          <w:b/>
-          <w:color w:val="086FCC"/>
-        </w:rPr>
-        <w:t>/</w:t>
-      </w:r>
-      <w:proofErr w:type="spellStart"/>
       <w:r>
         <w:rPr>
           <w:rFonts w:ascii="Calibri" w:hAnsi="Calibri"/>
@@ -2178,7 +1397,6 @@
         </w:rPr>
         <w:t>userapi:latest</w:t>
       </w:r>
-      <w:proofErr w:type="spellEnd"/>
     </w:p>
     <w:p>
       <w:pPr>
@@ -2242,47 +1460,7 @@
           <w:color w:val="55636F"/>
           <w:sz w:val="18"/>
         </w:rPr>
-        <w:t>Fig 6 — hub.docker.com/r/</w:t>
-      </w:r>
-      <w:proofErr w:type="spellStart"/>
-      <w:r>
-        <w:rPr>
-          <w:rFonts w:ascii="Calibri" w:hAnsi="Calibri"/>
-          <w:i/>
-          <w:color w:val="55636F"/>
-          <w:sz w:val="18"/>
-        </w:rPr>
-        <w:t>eshwarreddy</w:t>
-      </w:r>
-      <w:proofErr w:type="spellEnd"/>
-      <w:r>
-        <w:rPr>
-          <w:rFonts w:ascii="Calibri" w:hAnsi="Calibri"/>
-          <w:i/>
-          <w:color w:val="55636F"/>
-          <w:sz w:val="18"/>
-        </w:rPr>
-        <w:t>/</w:t>
-      </w:r>
-      <w:proofErr w:type="spellStart"/>
-      <w:r>
-        <w:rPr>
-          <w:rFonts w:ascii="Calibri" w:hAnsi="Calibri"/>
-          <w:i/>
-          <w:color w:val="55636F"/>
-          <w:sz w:val="18"/>
-        </w:rPr>
-        <w:t>userapi</w:t>
-      </w:r>
-      <w:proofErr w:type="spellEnd"/>
-      <w:r>
-        <w:rPr>
-          <w:rFonts w:ascii="Calibri" w:hAnsi="Calibri"/>
-          <w:i/>
-          <w:color w:val="55636F"/>
-          <w:sz w:val="18"/>
-        </w:rPr>
-        <w:t xml:space="preserve"> — latest tag, Linux image, pushed 3 days ago</w:t>
+        <w:t>Fig 6 — hub.docker.com/r/eshwarreddy/userapi — latest tag, Linux image, pushed 3 days ago</w:t>
       </w:r>
     </w:p>
     <w:p/>
@@ -2297,54 +1475,7 @@
           <w:color w:val="0D1117"/>
           <w:sz w:val="26"/>
         </w:rPr>
-        <w:t>2.5</w:t>
-      </w:r>
-      <w:r>
-        <w:rPr>
-          <w:rFonts w:ascii="Calibri" w:hAnsi="Calibri"/>
-          <w:b/>
-          <w:color w:val="0D1117"/>
-          <w:sz w:val="26"/>
-        </w:rPr>
-        <w:t>1</w:t>
-      </w:r>
-      <w:r>
-        <w:rPr>
-          <w:rFonts w:ascii="Calibri" w:hAnsi="Calibri"/>
-          <w:b/>
-          <w:color w:val="0D1117"/>
-          <w:sz w:val="26"/>
-        </w:rPr>
-        <w:t xml:space="preserve">  </w:t>
-      </w:r>
-      <w:r>
-        <w:rPr>
-          <w:rFonts w:ascii="Calibri" w:hAnsi="Calibri"/>
-          <w:b/>
-          <w:color w:val="0D1117"/>
-          <w:sz w:val="26"/>
-        </w:rPr>
-        <w:t>CI CD -</w:t>
-      </w:r>
-      <w:proofErr w:type="spellStart"/>
-      <w:r>
-        <w:rPr>
-          <w:rFonts w:ascii="Calibri" w:hAnsi="Calibri"/>
-          <w:b/>
-          <w:color w:val="0D1117"/>
-          <w:sz w:val="26"/>
-        </w:rPr>
-        <w:t>Github</w:t>
-      </w:r>
-      <w:proofErr w:type="spellEnd"/>
-      <w:r>
-        <w:rPr>
-          <w:rFonts w:ascii="Calibri" w:hAnsi="Calibri"/>
-          <w:b/>
-          <w:color w:val="0D1117"/>
-          <w:sz w:val="26"/>
-        </w:rPr>
-        <w:t xml:space="preserve"> actions</w:t>
+        <w:t>2.51  CI CD -Github actions</w:t>
       </w:r>
     </w:p>
     <w:p>
@@ -2361,23 +1492,7 @@
           <w:color w:val="0D1117"/>
         </w:rPr>
         <w:lastRenderedPageBreak/>
-        <w:t xml:space="preserve">The CI CD pipeline is configured using </w:t>
-      </w:r>
-      <w:proofErr w:type="spellStart"/>
-      <w:r>
-        <w:rPr>
-          <w:rFonts w:ascii="Calibri" w:hAnsi="Calibri"/>
-          <w:color w:val="0D1117"/>
-        </w:rPr>
-        <w:t>github</w:t>
-      </w:r>
-      <w:proofErr w:type="spellEnd"/>
-      <w:r>
-        <w:rPr>
-          <w:rFonts w:ascii="Calibri" w:hAnsi="Calibri"/>
-          <w:color w:val="0D1117"/>
-        </w:rPr>
-        <w:t xml:space="preserve"> actions</w:t>
+        <w:t>The CI CD pipeline is configured using github actions</w:t>
       </w:r>
     </w:p>
     <w:p>
@@ -2478,23 +1593,7 @@
           <w:rFonts w:ascii="Calibri" w:hAnsi="Calibri"/>
           <w:color w:val="0D1117"/>
         </w:rPr>
-        <w:t xml:space="preserve">Inside the provisioned Ubuntu 22.04 VM (vagrant ssh). The app package is installed and the </w:t>
-      </w:r>
-      <w:proofErr w:type="spellStart"/>
-      <w:r>
-        <w:rPr>
-          <w:rFonts w:ascii="Calibri" w:hAnsi="Calibri"/>
-          <w:color w:val="0D1117"/>
-        </w:rPr>
-        <w:t>systemd</w:t>
-      </w:r>
-      <w:proofErr w:type="spellEnd"/>
-      <w:r>
-        <w:rPr>
-          <w:rFonts w:ascii="Calibri" w:hAnsi="Calibri"/>
-          <w:color w:val="0D1117"/>
-        </w:rPr>
-        <w:t xml:space="preserve"> service started.</w:t>
+        <w:t>Inside the provisioned Ubuntu 22.04 VM (vagrant ssh). The app package is installed and the systemd service started.</w:t>
       </w:r>
     </w:p>
     <w:p>
@@ -2554,79 +1653,8 @@
           <w:color w:val="55636F"/>
           <w:sz w:val="18"/>
         </w:rPr>
-        <w:t xml:space="preserve">Fig 7 — </w:t>
+        <w:t>Fig 7 — vagrant@userapi-vm: pip install -e . succeeded, sudo systemctl start userapi</w:t>
       </w:r>
-      <w:proofErr w:type="spellStart"/>
-      <w:r>
-        <w:rPr>
-          <w:rFonts w:ascii="Calibri" w:hAnsi="Calibri"/>
-          <w:i/>
-          <w:color w:val="55636F"/>
-          <w:sz w:val="18"/>
-        </w:rPr>
-        <w:t>vagrant@userapi-vm</w:t>
-      </w:r>
-      <w:proofErr w:type="spellEnd"/>
-      <w:r>
-        <w:rPr>
-          <w:rFonts w:ascii="Calibri" w:hAnsi="Calibri"/>
-          <w:i/>
-          <w:color w:val="55636F"/>
-          <w:sz w:val="18"/>
-        </w:rPr>
-        <w:t xml:space="preserve">: pip install -e . succeeded, </w:t>
-      </w:r>
-      <w:proofErr w:type="spellStart"/>
-      <w:r>
-        <w:rPr>
-          <w:rFonts w:ascii="Calibri" w:hAnsi="Calibri"/>
-          <w:i/>
-          <w:color w:val="55636F"/>
-          <w:sz w:val="18"/>
-        </w:rPr>
-        <w:t>sudo</w:t>
-      </w:r>
-      <w:proofErr w:type="spellEnd"/>
-      <w:r>
-        <w:rPr>
-          <w:rFonts w:ascii="Calibri" w:hAnsi="Calibri"/>
-          <w:i/>
-          <w:color w:val="55636F"/>
-          <w:sz w:val="18"/>
-        </w:rPr>
-        <w:t xml:space="preserve"> </w:t>
-      </w:r>
-      <w:proofErr w:type="spellStart"/>
-      <w:r>
-        <w:rPr>
-          <w:rFonts w:ascii="Calibri" w:hAnsi="Calibri"/>
-          <w:i/>
-          <w:color w:val="55636F"/>
-          <w:sz w:val="18"/>
-        </w:rPr>
-        <w:t>systemctl</w:t>
-      </w:r>
-      <w:proofErr w:type="spellEnd"/>
-      <w:r>
-        <w:rPr>
-          <w:rFonts w:ascii="Calibri" w:hAnsi="Calibri"/>
-          <w:i/>
-          <w:color w:val="55636F"/>
-          <w:sz w:val="18"/>
-        </w:rPr>
-        <w:t xml:space="preserve"> start </w:t>
-      </w:r>
-      <w:proofErr w:type="spellStart"/>
-      <w:r>
-        <w:rPr>
-          <w:rFonts w:ascii="Calibri" w:hAnsi="Calibri"/>
-          <w:i/>
-          <w:color w:val="55636F"/>
-          <w:sz w:val="18"/>
-        </w:rPr>
-        <w:t>userapi</w:t>
-      </w:r>
-      <w:proofErr w:type="spellEnd"/>
     </w:p>
     <w:p>
       <w:r>
@@ -2645,27 +1673,7 @@
           <w:sz w:val="26"/>
         </w:rPr>
         <w:lastRenderedPageBreak/>
-        <w:t xml:space="preserve">2.7  Kubernetes — </w:t>
-      </w:r>
-      <w:proofErr w:type="spellStart"/>
-      <w:r>
-        <w:rPr>
-          <w:rFonts w:ascii="Calibri" w:hAnsi="Calibri"/>
-          <w:b/>
-          <w:color w:val="0D1117"/>
-          <w:sz w:val="26"/>
-        </w:rPr>
-        <w:t>Minikube</w:t>
-      </w:r>
-      <w:proofErr w:type="spellEnd"/>
-      <w:r>
-        <w:rPr>
-          <w:rFonts w:ascii="Calibri" w:hAnsi="Calibri"/>
-          <w:b/>
-          <w:color w:val="0D1117"/>
-          <w:sz w:val="26"/>
-        </w:rPr>
-        <w:t xml:space="preserve"> Start</w:t>
+        <w:t>2.7  Kubernetes — Minikube Start</w:t>
       </w:r>
     </w:p>
     <w:p>
@@ -2677,17 +1685,8 @@
           <w:rFonts w:ascii="Calibri" w:hAnsi="Calibri"/>
           <w:color w:val="0D1117"/>
         </w:rPr>
-        <w:t xml:space="preserve">Starting </w:t>
+        <w:t>Starting Minikube</w:t>
       </w:r>
-      <w:proofErr w:type="spellStart"/>
-      <w:r>
-        <w:rPr>
-          <w:rFonts w:ascii="Calibri" w:hAnsi="Calibri"/>
-          <w:color w:val="0D1117"/>
-        </w:rPr>
-        <w:t>Minikube</w:t>
-      </w:r>
-      <w:proofErr w:type="spellEnd"/>
       <w:r>
         <w:rPr>
           <w:rFonts w:ascii="Calibri" w:hAnsi="Calibri"/>
@@ -2753,27 +1752,7 @@
           <w:color w:val="55636F"/>
           <w:sz w:val="18"/>
         </w:rPr>
-        <w:t xml:space="preserve">Fig 8 — </w:t>
-      </w:r>
-      <w:proofErr w:type="spellStart"/>
-      <w:r>
-        <w:rPr>
-          <w:rFonts w:ascii="Calibri" w:hAnsi="Calibri"/>
-          <w:i/>
-          <w:color w:val="55636F"/>
-          <w:sz w:val="18"/>
-        </w:rPr>
-        <w:t>minikube</w:t>
-      </w:r>
-      <w:proofErr w:type="spellEnd"/>
-      <w:r>
-        <w:rPr>
-          <w:rFonts w:ascii="Calibri" w:hAnsi="Calibri"/>
-          <w:i/>
-          <w:color w:val="55636F"/>
-          <w:sz w:val="18"/>
-        </w:rPr>
-        <w:t xml:space="preserve"> start: v1.38.1 on Windows 11 Home, docker driver, control-plane booting</w:t>
+        <w:t>Fig 8 — minikube start: v1.38.1 on Windows 11 Home, docker driver, control-plane booting</w:t>
       </w:r>
     </w:p>
     <w:p>
@@ -2799,71 +1778,7 @@
           <w:rFonts w:ascii="Calibri" w:hAnsi="Calibri"/>
           <w:color w:val="0D1117"/>
         </w:rPr>
-        <w:t xml:space="preserve">Running </w:t>
-      </w:r>
-      <w:proofErr w:type="spellStart"/>
-      <w:r>
-        <w:rPr>
-          <w:rFonts w:ascii="Calibri" w:hAnsi="Calibri"/>
-          <w:color w:val="0D1117"/>
-        </w:rPr>
-        <w:t>minikube</w:t>
-      </w:r>
-      <w:proofErr w:type="spellEnd"/>
-      <w:r>
-        <w:rPr>
-          <w:rFonts w:ascii="Calibri" w:hAnsi="Calibri"/>
-          <w:color w:val="0D1117"/>
-        </w:rPr>
-        <w:t xml:space="preserve"> service </w:t>
-      </w:r>
-      <w:proofErr w:type="spellStart"/>
-      <w:r>
-        <w:rPr>
-          <w:rFonts w:ascii="Calibri" w:hAnsi="Calibri"/>
-          <w:color w:val="0D1117"/>
-        </w:rPr>
-        <w:t>userapi</w:t>
-      </w:r>
-      <w:proofErr w:type="spellEnd"/>
-      <w:r>
-        <w:rPr>
-          <w:rFonts w:ascii="Calibri" w:hAnsi="Calibri"/>
-          <w:color w:val="0D1117"/>
-        </w:rPr>
-        <w:t>-service --</w:t>
-      </w:r>
-      <w:proofErr w:type="spellStart"/>
-      <w:r>
-        <w:rPr>
-          <w:rFonts w:ascii="Calibri" w:hAnsi="Calibri"/>
-          <w:color w:val="0D1117"/>
-        </w:rPr>
-        <w:t>url</w:t>
-      </w:r>
-      <w:proofErr w:type="spellEnd"/>
-      <w:r>
-        <w:rPr>
-          <w:rFonts w:ascii="Calibri" w:hAnsi="Calibri"/>
-          <w:color w:val="0D1117"/>
-        </w:rPr>
-        <w:t xml:space="preserve"> to get the </w:t>
-      </w:r>
-      <w:proofErr w:type="spellStart"/>
-      <w:r>
-        <w:rPr>
-          <w:rFonts w:ascii="Calibri" w:hAnsi="Calibri"/>
-          <w:color w:val="0D1117"/>
-        </w:rPr>
-        <w:t>NodePort</w:t>
-      </w:r>
-      <w:proofErr w:type="spellEnd"/>
-      <w:r>
-        <w:rPr>
-          <w:rFonts w:ascii="Calibri" w:hAnsi="Calibri"/>
-          <w:color w:val="0D1117"/>
-        </w:rPr>
-        <w:t xml:space="preserve"> URL for the deployed app.</w:t>
+        <w:t>Running minikube service userapi-service --url to get the NodePort URL for the deployed app.</w:t>
       </w:r>
     </w:p>
     <w:p>
@@ -2923,67 +1838,7 @@
           <w:color w:val="55636F"/>
           <w:sz w:val="18"/>
         </w:rPr>
-        <w:t xml:space="preserve">Fig 9 — </w:t>
-      </w:r>
-      <w:proofErr w:type="spellStart"/>
-      <w:r>
-        <w:rPr>
-          <w:rFonts w:ascii="Calibri" w:hAnsi="Calibri"/>
-          <w:i/>
-          <w:color w:val="55636F"/>
-          <w:sz w:val="18"/>
-        </w:rPr>
-        <w:t>minikube</w:t>
-      </w:r>
-      <w:proofErr w:type="spellEnd"/>
-      <w:r>
-        <w:rPr>
-          <w:rFonts w:ascii="Calibri" w:hAnsi="Calibri"/>
-          <w:i/>
-          <w:color w:val="55636F"/>
-          <w:sz w:val="18"/>
-        </w:rPr>
-        <w:t xml:space="preserve"> service </w:t>
-      </w:r>
-      <w:proofErr w:type="spellStart"/>
-      <w:r>
-        <w:rPr>
-          <w:rFonts w:ascii="Calibri" w:hAnsi="Calibri"/>
-          <w:i/>
-          <w:color w:val="55636F"/>
-          <w:sz w:val="18"/>
-        </w:rPr>
-        <w:t>userapi</w:t>
-      </w:r>
-      <w:proofErr w:type="spellEnd"/>
-      <w:r>
-        <w:rPr>
-          <w:rFonts w:ascii="Calibri" w:hAnsi="Calibri"/>
-          <w:i/>
-          <w:color w:val="55636F"/>
-          <w:sz w:val="18"/>
-        </w:rPr>
-        <w:t>-service --</w:t>
-      </w:r>
-      <w:proofErr w:type="spellStart"/>
-      <w:r>
-        <w:rPr>
-          <w:rFonts w:ascii="Calibri" w:hAnsi="Calibri"/>
-          <w:i/>
-          <w:color w:val="55636F"/>
-          <w:sz w:val="18"/>
-        </w:rPr>
-        <w:t>url</w:t>
-      </w:r>
-      <w:proofErr w:type="spellEnd"/>
-      <w:r>
-        <w:rPr>
-          <w:rFonts w:ascii="Calibri" w:hAnsi="Calibri"/>
-          <w:i/>
-          <w:color w:val="55636F"/>
-          <w:sz w:val="18"/>
-        </w:rPr>
-        <w:t xml:space="preserve"> → http://127.0.0.1:56996</w:t>
+        <w:t>Fig 9 — minikube service userapi-service --url → http://127.0.0.1:56996</w:t>
       </w:r>
     </w:p>
     <w:p>
@@ -3004,53 +1859,12 @@
       <w:pPr>
         <w:spacing w:before="40" w:after="80"/>
       </w:pPr>
-      <w:proofErr w:type="spellStart"/>
       <w:r>
         <w:rPr>
           <w:rFonts w:ascii="Calibri" w:hAnsi="Calibri"/>
           <w:color w:val="0D1117"/>
         </w:rPr>
-        <w:t>UserAPI</w:t>
-      </w:r>
-      <w:proofErr w:type="spellEnd"/>
-      <w:r>
-        <w:rPr>
-          <w:rFonts w:ascii="Calibri" w:hAnsi="Calibri"/>
-          <w:color w:val="0D1117"/>
-        </w:rPr>
-        <w:t xml:space="preserve"> Dashboard accessed via the </w:t>
-      </w:r>
-      <w:proofErr w:type="spellStart"/>
-      <w:r>
-        <w:rPr>
-          <w:rFonts w:ascii="Calibri" w:hAnsi="Calibri"/>
-          <w:color w:val="0D1117"/>
-        </w:rPr>
-        <w:t>Minikube</w:t>
-      </w:r>
-      <w:proofErr w:type="spellEnd"/>
-      <w:r>
-        <w:rPr>
-          <w:rFonts w:ascii="Calibri" w:hAnsi="Calibri"/>
-          <w:color w:val="0D1117"/>
-        </w:rPr>
-        <w:t xml:space="preserve"> </w:t>
-      </w:r>
-      <w:proofErr w:type="spellStart"/>
-      <w:r>
-        <w:rPr>
-          <w:rFonts w:ascii="Calibri" w:hAnsi="Calibri"/>
-          <w:color w:val="0D1117"/>
-        </w:rPr>
-        <w:t>NodePort</w:t>
-      </w:r>
-      <w:proofErr w:type="spellEnd"/>
-      <w:r>
-        <w:rPr>
-          <w:rFonts w:ascii="Calibri" w:hAnsi="Calibri"/>
-          <w:color w:val="0D1117"/>
-        </w:rPr>
-        <w:t xml:space="preserve"> URL (127.0.0.1:56996). DB Connected, API Running.</w:t>
+        <w:t>UserAPI Dashboard accessed via the Minikube NodePort URL (127.0.0.1:56996). DB Connected, API Running.</w:t>
       </w:r>
     </w:p>
     <w:p>
@@ -3112,7 +1926,6 @@
         </w:rPr>
         <w:t xml:space="preserve">Fig 10 — App running on </w:t>
       </w:r>
-      <w:proofErr w:type="spellStart"/>
       <w:r>
         <w:rPr>
           <w:rFonts w:ascii="Calibri" w:hAnsi="Calibri"/>
@@ -3120,17 +1933,7 @@
           <w:color w:val="55636F"/>
           <w:sz w:val="18"/>
         </w:rPr>
-        <w:t>Minikube</w:t>
-      </w:r>
-      <w:proofErr w:type="spellEnd"/>
-      <w:r>
-        <w:rPr>
-          <w:rFonts w:ascii="Calibri" w:hAnsi="Calibri"/>
-          <w:i/>
-          <w:color w:val="55636F"/>
-          <w:sz w:val="18"/>
-        </w:rPr>
-        <w:t xml:space="preserve"> at 127.0.0.1:56996 — 1 user, Healthy</w:t>
+        <w:t>Minikube at 127.0.0.1:56996 — 1 user, Healthy</w:t>
       </w:r>
     </w:p>
     <w:p>
@@ -3394,23 +2197,7 @@
                 <w:rFonts w:ascii="Calibri" w:hAnsi="Calibri"/>
                 <w:sz w:val="20"/>
               </w:rPr>
-              <w:t>vagrant up (</w:t>
-            </w:r>
-            <w:proofErr w:type="spellStart"/>
-            <w:r>
-              <w:rPr>
-                <w:rFonts w:ascii="Calibri" w:hAnsi="Calibri"/>
-                <w:sz w:val="20"/>
-              </w:rPr>
-              <w:t>IaC</w:t>
-            </w:r>
-            <w:proofErr w:type="spellEnd"/>
-            <w:r>
-              <w:rPr>
-                <w:rFonts w:ascii="Calibri" w:hAnsi="Calibri"/>
-                <w:sz w:val="20"/>
-              </w:rPr>
-              <w:t xml:space="preserve"> provisioning)</w:t>
+              <w:t>vagrant up (IaC provisioning)</w:t>
             </w:r>
           </w:p>
         </w:tc>
@@ -3428,7 +2215,6 @@
             <w:shd w:val="clear" w:color="auto" w:fill="F6F8FA"/>
           </w:tcPr>
           <w:p>
-            <w:proofErr w:type="spellStart"/>
             <w:r>
               <w:rPr>
                 <w:rFonts w:ascii="Calibri" w:hAnsi="Calibri"/>
@@ -3436,7 +2222,6 @@
               </w:rPr>
               <w:t>Minikube</w:t>
             </w:r>
-            <w:proofErr w:type="spellEnd"/>
           </w:p>
         </w:tc>
         <w:tc>
@@ -3474,7 +2259,6 @@
             <w:shd w:val="clear" w:color="auto" w:fill="FFFFFF"/>
           </w:tcPr>
           <w:p>
-            <w:proofErr w:type="spellStart"/>
             <w:r>
               <w:rPr>
                 <w:rFonts w:ascii="Calibri" w:hAnsi="Calibri"/>
@@ -3482,7 +2266,6 @@
               </w:rPr>
               <w:t>kubectl</w:t>
             </w:r>
-            <w:proofErr w:type="spellEnd"/>
           </w:p>
         </w:tc>
         <w:tc>
@@ -3562,7 +2345,6 @@
               </w:rPr>
               <w:t>DB_HOST=</w:t>
             </w:r>
-            <w:proofErr w:type="spellStart"/>
             <w:r>
               <w:rPr>
                 <w:rFonts w:ascii="Courier New" w:hAnsi="Courier New"/>
@@ -3571,7 +2353,6 @@
               </w:rPr>
               <w:t>postgres</w:t>
             </w:r>
-            <w:proofErr w:type="spellEnd"/>
           </w:p>
           <w:p>
             <w:pPr>
@@ -3598,18 +2379,8 @@
                 <w:color w:val="0D1117"/>
                 <w:sz w:val="18"/>
               </w:rPr>
-              <w:t>DB_NAME=</w:t>
-            </w:r>
-            <w:proofErr w:type="spellStart"/>
-            <w:r>
-              <w:rPr>
-                <w:rFonts w:ascii="Courier New" w:hAnsi="Courier New"/>
-                <w:color w:val="0D1117"/>
-                <w:sz w:val="18"/>
-              </w:rPr>
-              <w:t>userapi_db</w:t>
-            </w:r>
-            <w:proofErr w:type="spellEnd"/>
+              <w:t>DB_NAME=userapi_db</w:t>
+            </w:r>
           </w:p>
           <w:p>
             <w:pPr>
@@ -3692,47 +2463,7 @@
           <w:color w:val="55636F"/>
           <w:sz w:val="20"/>
         </w:rPr>
-        <w:t>Note: Inside Docker Compose, DB_HOST=</w:t>
-      </w:r>
-      <w:proofErr w:type="spellStart"/>
-      <w:r>
-        <w:rPr>
-          <w:rFonts w:ascii="Calibri" w:hAnsi="Calibri"/>
-          <w:i/>
-          <w:color w:val="55636F"/>
-          <w:sz w:val="20"/>
-        </w:rPr>
-        <w:t>postgres</w:t>
-      </w:r>
-      <w:proofErr w:type="spellEnd"/>
-      <w:r>
-        <w:rPr>
-          <w:rFonts w:ascii="Calibri" w:hAnsi="Calibri"/>
-          <w:i/>
-          <w:color w:val="55636F"/>
-          <w:sz w:val="20"/>
-        </w:rPr>
-        <w:t xml:space="preserve"> is set automatically via docker-</w:t>
-      </w:r>
-      <w:proofErr w:type="spellStart"/>
-      <w:r>
-        <w:rPr>
-          <w:rFonts w:ascii="Calibri" w:hAnsi="Calibri"/>
-          <w:i/>
-          <w:color w:val="55636F"/>
-          <w:sz w:val="20"/>
-        </w:rPr>
-        <w:t>compose.yaml</w:t>
-      </w:r>
-      <w:proofErr w:type="spellEnd"/>
-      <w:r>
-        <w:rPr>
-          <w:rFonts w:ascii="Calibri" w:hAnsi="Calibri"/>
-          <w:i/>
-          <w:color w:val="55636F"/>
-          <w:sz w:val="20"/>
-        </w:rPr>
-        <w:t xml:space="preserve"> environment block.</w:t>
+        <w:t>Note: Inside Docker Compose, DB_HOST=postgres is set automatically via docker-compose.yaml environment block.</w:t>
       </w:r>
     </w:p>
     <w:p>
@@ -3904,25 +2635,7 @@
                 <w:color w:val="0D1117"/>
                 <w:sz w:val="18"/>
               </w:rPr>
-              <w:t xml:space="preserve">#   </w:t>
-            </w:r>
-            <w:proofErr w:type="spellStart"/>
-            <w:r>
-              <w:rPr>
-                <w:rFonts w:ascii="Courier New" w:hAnsi="Courier New"/>
-                <w:color w:val="0D1117"/>
-                <w:sz w:val="18"/>
-              </w:rPr>
-              <w:t>pgAdmin</w:t>
-            </w:r>
-            <w:proofErr w:type="spellEnd"/>
-            <w:r>
-              <w:rPr>
-                <w:rFonts w:ascii="Courier New" w:hAnsi="Courier New"/>
-                <w:color w:val="0D1117"/>
-                <w:sz w:val="18"/>
-              </w:rPr>
-              <w:t xml:space="preserve">    →  http://localhost:5050   (admin@admin.com / admin)</w:t>
+              <w:t>#   pgAdmin    →  http://localhost:5050   (admin@admin.com / admin)</w:t>
             </w:r>
           </w:p>
           <w:p>
@@ -4030,25 +2743,7 @@
                 <w:color w:val="0D1117"/>
                 <w:sz w:val="18"/>
               </w:rPr>
-              <w:t xml:space="preserve">  -H "Content-Type: application/</w:t>
-            </w:r>
-            <w:proofErr w:type="spellStart"/>
-            <w:r>
-              <w:rPr>
-                <w:rFonts w:ascii="Courier New" w:hAnsi="Courier New"/>
-                <w:color w:val="0D1117"/>
-                <w:sz w:val="18"/>
-              </w:rPr>
-              <w:t>json</w:t>
-            </w:r>
-            <w:proofErr w:type="spellEnd"/>
-            <w:r>
-              <w:rPr>
-                <w:rFonts w:ascii="Courier New" w:hAnsi="Courier New"/>
-                <w:color w:val="0D1117"/>
-                <w:sz w:val="18"/>
-              </w:rPr>
-              <w:t>" \</w:t>
+              <w:t xml:space="preserve">  -H "Content-Type: application/json" \</w:t>
             </w:r>
           </w:p>
           <w:p>
@@ -4062,61 +2757,7 @@
                 <w:color w:val="0D1117"/>
                 <w:sz w:val="18"/>
               </w:rPr>
-              <w:t xml:space="preserve">  -d "{\"username\": \"</w:t>
-            </w:r>
-            <w:proofErr w:type="spellStart"/>
-            <w:r>
-              <w:rPr>
-                <w:rFonts w:ascii="Courier New" w:hAnsi="Courier New"/>
-                <w:color w:val="0D1117"/>
-                <w:sz w:val="18"/>
-              </w:rPr>
-              <w:t>alice</w:t>
-            </w:r>
-            <w:proofErr w:type="spellEnd"/>
-            <w:r>
-              <w:rPr>
-                <w:rFonts w:ascii="Courier New" w:hAnsi="Courier New"/>
-                <w:color w:val="0D1117"/>
-                <w:sz w:val="18"/>
-              </w:rPr>
-              <w:t>\", \"email\": \"alice@example.com\", \"</w:t>
-            </w:r>
-            <w:proofErr w:type="spellStart"/>
-            <w:r>
-              <w:rPr>
-                <w:rFonts w:ascii="Courier New" w:hAnsi="Courier New"/>
-                <w:color w:val="0D1117"/>
-                <w:sz w:val="18"/>
-              </w:rPr>
-              <w:t>firstname</w:t>
-            </w:r>
-            <w:proofErr w:type="spellEnd"/>
-            <w:r>
-              <w:rPr>
-                <w:rFonts w:ascii="Courier New" w:hAnsi="Courier New"/>
-                <w:color w:val="0D1117"/>
-                <w:sz w:val="18"/>
-              </w:rPr>
-              <w:t>\": \"Alice\", \"</w:t>
-            </w:r>
-            <w:proofErr w:type="spellStart"/>
-            <w:r>
-              <w:rPr>
-                <w:rFonts w:ascii="Courier New" w:hAnsi="Courier New"/>
-                <w:color w:val="0D1117"/>
-                <w:sz w:val="18"/>
-              </w:rPr>
-              <w:t>lastname</w:t>
-            </w:r>
-            <w:proofErr w:type="spellEnd"/>
-            <w:r>
-              <w:rPr>
-                <w:rFonts w:ascii="Courier New" w:hAnsi="Courier New"/>
-                <w:color w:val="0D1117"/>
-                <w:sz w:val="18"/>
-              </w:rPr>
-              <w:t>\": \"Smith\"}"</w:t>
+              <w:t xml:space="preserve">  -d "{\"username\": \"alice\", \"email\": \"alice@example.com\", \"firstname\": \"Alice\", \"lastname\": \"Smith\"}"</w:t>
             </w:r>
           </w:p>
           <w:p>
@@ -4232,25 +2873,7 @@
                 <w:color w:val="0D1117"/>
                 <w:sz w:val="18"/>
               </w:rPr>
-              <w:t xml:space="preserve">  -H "Content-Type: application/</w:t>
-            </w:r>
-            <w:proofErr w:type="spellStart"/>
-            <w:r>
-              <w:rPr>
-                <w:rFonts w:ascii="Courier New" w:hAnsi="Courier New"/>
-                <w:color w:val="0D1117"/>
-                <w:sz w:val="18"/>
-              </w:rPr>
-              <w:t>json</w:t>
-            </w:r>
-            <w:proofErr w:type="spellEnd"/>
-            <w:r>
-              <w:rPr>
-                <w:rFonts w:ascii="Courier New" w:hAnsi="Courier New"/>
-                <w:color w:val="0D1117"/>
-                <w:sz w:val="18"/>
-              </w:rPr>
-              <w:t>" \</w:t>
+              <w:t xml:space="preserve">  -H "Content-Type: application/json" \</w:t>
             </w:r>
           </w:p>
           <w:p>
@@ -4264,25 +2887,7 @@
                 <w:color w:val="0D1117"/>
                 <w:sz w:val="18"/>
               </w:rPr>
-              <w:t xml:space="preserve">  -d "{\"</w:t>
-            </w:r>
-            <w:proofErr w:type="spellStart"/>
-            <w:r>
-              <w:rPr>
-                <w:rFonts w:ascii="Courier New" w:hAnsi="Courier New"/>
-                <w:color w:val="0D1117"/>
-                <w:sz w:val="18"/>
-              </w:rPr>
-              <w:t>firstname</w:t>
-            </w:r>
-            <w:proofErr w:type="spellEnd"/>
-            <w:r>
-              <w:rPr>
-                <w:rFonts w:ascii="Courier New" w:hAnsi="Courier New"/>
-                <w:color w:val="0D1117"/>
-                <w:sz w:val="18"/>
-              </w:rPr>
-              <w:t>\": \"Alicia\"}"</w:t>
+              <w:t xml:space="preserve">  -d "{\"firstname\": \"Alicia\"}"</w:t>
             </w:r>
           </w:p>
           <w:p>
@@ -4424,23 +3029,13 @@
               <w:spacing w:after="0"/>
               <w:ind w:left="170"/>
             </w:pPr>
-            <w:proofErr w:type="spellStart"/>
             <w:r>
               <w:rPr>
                 <w:rFonts w:ascii="Courier New" w:hAnsi="Courier New"/>
                 <w:color w:val="0D1117"/>
                 <w:sz w:val="18"/>
               </w:rPr>
-              <w:t>pytest</w:t>
-            </w:r>
-            <w:proofErr w:type="spellEnd"/>
-            <w:r>
-              <w:rPr>
-                <w:rFonts w:ascii="Courier New" w:hAnsi="Courier New"/>
-                <w:color w:val="0D1117"/>
-                <w:sz w:val="18"/>
-              </w:rPr>
-              <w:t xml:space="preserve"> test/ -v</w:t>
+              <w:t>pytest test/ -v</w:t>
             </w:r>
           </w:p>
           <w:p>
@@ -4468,32 +3063,22 @@
               <w:spacing w:after="0"/>
               <w:ind w:left="170"/>
             </w:pPr>
-            <w:proofErr w:type="spellStart"/>
             <w:r>
               <w:rPr>
                 <w:rFonts w:ascii="Courier New" w:hAnsi="Courier New"/>
                 <w:color w:val="0D1117"/>
                 <w:sz w:val="18"/>
               </w:rPr>
-              <w:t>pytest</w:t>
-            </w:r>
-            <w:proofErr w:type="spellEnd"/>
+              <w:t xml:space="preserve">pytest test/test_unit.py       -v   # </w:t>
+            </w:r>
+            <w:proofErr w:type="gramStart"/>
             <w:r>
               <w:rPr>
                 <w:rFonts w:ascii="Courier New" w:hAnsi="Courier New"/>
                 <w:color w:val="0D1117"/>
                 <w:sz w:val="18"/>
               </w:rPr>
-              <w:t xml:space="preserve"> test/test_unit.py       -v   </w:t>
-            </w:r>
-            <w:proofErr w:type="gramStart"/>
-            <w:r>
-              <w:rPr>
-                <w:rFonts w:ascii="Courier New" w:hAnsi="Courier New"/>
-                <w:color w:val="0D1117"/>
-                <w:sz w:val="18"/>
-              </w:rPr>
-              <w:t># 6  unit</w:t>
+              <w:t>6  unit</w:t>
             </w:r>
             <w:proofErr w:type="gramEnd"/>
             <w:r>
@@ -4510,23 +3095,13 @@
               <w:spacing w:after="0"/>
               <w:ind w:left="170"/>
             </w:pPr>
-            <w:proofErr w:type="spellStart"/>
             <w:r>
               <w:rPr>
                 <w:rFonts w:ascii="Courier New" w:hAnsi="Courier New"/>
                 <w:color w:val="0D1117"/>
                 <w:sz w:val="18"/>
               </w:rPr>
-              <w:t>pytest</w:t>
-            </w:r>
-            <w:proofErr w:type="spellEnd"/>
-            <w:r>
-              <w:rPr>
-                <w:rFonts w:ascii="Courier New" w:hAnsi="Courier New"/>
-                <w:color w:val="0D1117"/>
-                <w:sz w:val="18"/>
-              </w:rPr>
-              <w:t xml:space="preserve"> test/test_config.py     -v   # 11 config tests</w:t>
+              <w:t>pytest test/test_config.py     -v   # 11 config tests</w:t>
             </w:r>
           </w:p>
           <w:p>
@@ -4534,23 +3109,13 @@
               <w:spacing w:after="0"/>
               <w:ind w:left="170"/>
             </w:pPr>
-            <w:proofErr w:type="spellStart"/>
             <w:r>
               <w:rPr>
                 <w:rFonts w:ascii="Courier New" w:hAnsi="Courier New"/>
                 <w:color w:val="0D1117"/>
                 <w:sz w:val="18"/>
               </w:rPr>
-              <w:t>pytest</w:t>
-            </w:r>
-            <w:proofErr w:type="spellEnd"/>
-            <w:r>
-              <w:rPr>
-                <w:rFonts w:ascii="Courier New" w:hAnsi="Courier New"/>
-                <w:color w:val="0D1117"/>
-                <w:sz w:val="18"/>
-              </w:rPr>
-              <w:t xml:space="preserve"> test/test_connection.py -v   # 7  connection tests</w:t>
+              <w:t>pytest test/test_connection.py -v   # 7  connection tests</w:t>
             </w:r>
           </w:p>
           <w:p>
@@ -4558,23 +3123,13 @@
               <w:spacing w:after="0"/>
               <w:ind w:left="170"/>
             </w:pPr>
-            <w:proofErr w:type="spellStart"/>
             <w:r>
               <w:rPr>
                 <w:rFonts w:ascii="Courier New" w:hAnsi="Courier New"/>
                 <w:color w:val="0D1117"/>
                 <w:sz w:val="18"/>
               </w:rPr>
-              <w:t>pytest</w:t>
-            </w:r>
-            <w:proofErr w:type="spellEnd"/>
-            <w:r>
-              <w:rPr>
-                <w:rFonts w:ascii="Courier New" w:hAnsi="Courier New"/>
-                <w:color w:val="0D1117"/>
-                <w:sz w:val="18"/>
-              </w:rPr>
-              <w:t xml:space="preserve"> test/test_api.py        -v   # 22 API tests</w:t>
+              <w:t>pytest test/test_api.py        -v   # 22 API tests</w:t>
             </w:r>
           </w:p>
         </w:tc>
@@ -4592,27 +3147,7 @@
           <w:color w:val="0D1117"/>
           <w:sz w:val="26"/>
         </w:rPr>
-        <w:t>3.6  Vagrant (</w:t>
-      </w:r>
-      <w:proofErr w:type="spellStart"/>
-      <w:r>
-        <w:rPr>
-          <w:rFonts w:ascii="Calibri" w:hAnsi="Calibri"/>
-          <w:b/>
-          <w:color w:val="0D1117"/>
-          <w:sz w:val="26"/>
-        </w:rPr>
-        <w:t>IaC</w:t>
-      </w:r>
-      <w:proofErr w:type="spellEnd"/>
-      <w:r>
-        <w:rPr>
-          <w:rFonts w:ascii="Calibri" w:hAnsi="Calibri"/>
-          <w:b/>
-          <w:color w:val="0D1117"/>
-          <w:sz w:val="26"/>
-        </w:rPr>
-        <w:t>)</w:t>
+        <w:t>3.6  Vagrant (IaC)</w:t>
       </w:r>
     </w:p>
     <w:tbl>
@@ -4736,52 +3271,14 @@
               <w:spacing w:after="0"/>
               <w:ind w:left="170"/>
             </w:pPr>
-            <w:proofErr w:type="spellStart"/>
             <w:r>
               <w:rPr>
                 <w:rFonts w:ascii="Courier New" w:hAnsi="Courier New"/>
                 <w:color w:val="0D1117"/>
                 <w:sz w:val="18"/>
               </w:rPr>
-              <w:t>sudo</w:t>
-            </w:r>
-            <w:proofErr w:type="spellEnd"/>
-            <w:r>
-              <w:rPr>
-                <w:rFonts w:ascii="Courier New" w:hAnsi="Courier New"/>
-                <w:color w:val="0D1117"/>
-                <w:sz w:val="18"/>
-              </w:rPr>
-              <w:t xml:space="preserve"> </w:t>
-            </w:r>
-            <w:proofErr w:type="spellStart"/>
-            <w:r>
-              <w:rPr>
-                <w:rFonts w:ascii="Courier New" w:hAnsi="Courier New"/>
-                <w:color w:val="0D1117"/>
-                <w:sz w:val="18"/>
-              </w:rPr>
-              <w:t>systemctl</w:t>
-            </w:r>
-            <w:proofErr w:type="spellEnd"/>
-            <w:r>
-              <w:rPr>
-                <w:rFonts w:ascii="Courier New" w:hAnsi="Courier New"/>
-                <w:color w:val="0D1117"/>
-                <w:sz w:val="18"/>
-              </w:rPr>
-              <w:t xml:space="preserve"> status </w:t>
-            </w:r>
-            <w:proofErr w:type="spellStart"/>
-            <w:r>
-              <w:rPr>
-                <w:rFonts w:ascii="Courier New" w:hAnsi="Courier New"/>
-                <w:color w:val="0D1117"/>
-                <w:sz w:val="18"/>
-              </w:rPr>
-              <w:t>userapi</w:t>
-            </w:r>
-            <w:proofErr w:type="spellEnd"/>
+              <w:t>sudo systemctl status userapi</w:t>
+            </w:r>
           </w:p>
           <w:p>
             <w:pPr>
@@ -4920,27 +3417,7 @@
           <w:color w:val="0D1117"/>
           <w:sz w:val="26"/>
         </w:rPr>
-        <w:t>3.7  Kubernetes (</w:t>
-      </w:r>
-      <w:proofErr w:type="spellStart"/>
-      <w:r>
-        <w:rPr>
-          <w:rFonts w:ascii="Calibri" w:hAnsi="Calibri"/>
-          <w:b/>
-          <w:color w:val="0D1117"/>
-          <w:sz w:val="26"/>
-        </w:rPr>
-        <w:t>Minikube</w:t>
-      </w:r>
-      <w:proofErr w:type="spellEnd"/>
-      <w:r>
-        <w:rPr>
-          <w:rFonts w:ascii="Calibri" w:hAnsi="Calibri"/>
-          <w:b/>
-          <w:color w:val="0D1117"/>
-          <w:sz w:val="26"/>
-        </w:rPr>
-        <w:t>)</w:t>
+        <w:t>3.7  Kubernetes (Minikube)</w:t>
       </w:r>
     </w:p>
     <w:tbl>
@@ -4968,41 +3445,21 @@
                 <w:color w:val="0D1117"/>
                 <w:sz w:val="18"/>
               </w:rPr>
-              <w:t xml:space="preserve"># Start </w:t>
-            </w:r>
-            <w:proofErr w:type="spellStart"/>
-            <w:r>
-              <w:rPr>
-                <w:rFonts w:ascii="Courier New" w:hAnsi="Courier New"/>
-                <w:color w:val="0D1117"/>
-                <w:sz w:val="18"/>
-              </w:rPr>
-              <w:t>Minikube</w:t>
-            </w:r>
-            <w:proofErr w:type="spellEnd"/>
+              <w:t># Start Minikube</w:t>
+            </w:r>
           </w:p>
           <w:p>
             <w:pPr>
               <w:spacing w:after="0"/>
               <w:ind w:left="170"/>
             </w:pPr>
-            <w:proofErr w:type="spellStart"/>
             <w:r>
               <w:rPr>
                 <w:rFonts w:ascii="Courier New" w:hAnsi="Courier New"/>
                 <w:color w:val="0D1117"/>
                 <w:sz w:val="18"/>
               </w:rPr>
-              <w:t>minikube</w:t>
-            </w:r>
-            <w:proofErr w:type="spellEnd"/>
-            <w:r>
-              <w:rPr>
-                <w:rFonts w:ascii="Courier New" w:hAnsi="Courier New"/>
-                <w:color w:val="0D1117"/>
-                <w:sz w:val="18"/>
-              </w:rPr>
-              <w:t xml:space="preserve"> start</w:t>
+              <w:t>minikube start</w:t>
             </w:r>
           </w:p>
           <w:p>
@@ -5030,41 +3487,13 @@
               <w:spacing w:after="0"/>
               <w:ind w:left="170"/>
             </w:pPr>
-            <w:proofErr w:type="spellStart"/>
             <w:r>
               <w:rPr>
                 <w:rFonts w:ascii="Courier New" w:hAnsi="Courier New"/>
                 <w:color w:val="0D1117"/>
                 <w:sz w:val="18"/>
               </w:rPr>
-              <w:t>kubectl</w:t>
-            </w:r>
-            <w:proofErr w:type="spellEnd"/>
-            <w:r>
-              <w:rPr>
-                <w:rFonts w:ascii="Courier New" w:hAnsi="Courier New"/>
-                <w:color w:val="0D1117"/>
-                <w:sz w:val="18"/>
-              </w:rPr>
-              <w:t xml:space="preserve"> apply -f k8s/persistent-</w:t>
-            </w:r>
-            <w:proofErr w:type="spellStart"/>
-            <w:r>
-              <w:rPr>
-                <w:rFonts w:ascii="Courier New" w:hAnsi="Courier New"/>
-                <w:color w:val="0D1117"/>
-                <w:sz w:val="18"/>
-              </w:rPr>
-              <w:t>volume.yaml</w:t>
-            </w:r>
-            <w:proofErr w:type="spellEnd"/>
-            <w:r>
-              <w:rPr>
-                <w:rFonts w:ascii="Courier New" w:hAnsi="Courier New"/>
-                <w:color w:val="0D1117"/>
-                <w:sz w:val="18"/>
-              </w:rPr>
-              <w:t xml:space="preserve">      --validate=false</w:t>
+              <w:t>kubectl apply -f k8s/persistent-volume.yaml      --validate=false</w:t>
             </w:r>
           </w:p>
           <w:p>
@@ -5072,41 +3501,13 @@
               <w:spacing w:after="0"/>
               <w:ind w:left="170"/>
             </w:pPr>
-            <w:proofErr w:type="spellStart"/>
             <w:r>
               <w:rPr>
                 <w:rFonts w:ascii="Courier New" w:hAnsi="Courier New"/>
                 <w:color w:val="0D1117"/>
                 <w:sz w:val="18"/>
               </w:rPr>
-              <w:t>kubectl</w:t>
-            </w:r>
-            <w:proofErr w:type="spellEnd"/>
-            <w:r>
-              <w:rPr>
-                <w:rFonts w:ascii="Courier New" w:hAnsi="Courier New"/>
-                <w:color w:val="0D1117"/>
-                <w:sz w:val="18"/>
-              </w:rPr>
-              <w:t xml:space="preserve"> apply -f k8s/persistent-volume-</w:t>
-            </w:r>
-            <w:proofErr w:type="spellStart"/>
-            <w:r>
-              <w:rPr>
-                <w:rFonts w:ascii="Courier New" w:hAnsi="Courier New"/>
-                <w:color w:val="0D1117"/>
-                <w:sz w:val="18"/>
-              </w:rPr>
-              <w:t>claim.yaml</w:t>
-            </w:r>
-            <w:proofErr w:type="spellEnd"/>
-            <w:r>
-              <w:rPr>
-                <w:rFonts w:ascii="Courier New" w:hAnsi="Courier New"/>
-                <w:color w:val="0D1117"/>
-                <w:sz w:val="18"/>
-              </w:rPr>
-              <w:t xml:space="preserve"> --validate=false</w:t>
+              <w:t>kubectl apply -f k8s/persistent-volume-claim.yaml --validate=false</w:t>
             </w:r>
           </w:p>
           <w:p>
@@ -5114,7 +3515,6 @@
               <w:spacing w:after="0"/>
               <w:ind w:left="170"/>
             </w:pPr>
-            <w:proofErr w:type="spellStart"/>
             <w:r>
               <w:rPr>
                 <w:rFonts w:ascii="Courier New" w:hAnsi="Courier New"/>
@@ -5123,32 +3523,13 @@
               </w:rPr>
               <w:t>kubectl</w:t>
             </w:r>
-            <w:proofErr w:type="spellEnd"/>
             <w:r>
               <w:rPr>
                 <w:rFonts w:ascii="Courier New" w:hAnsi="Courier New"/>
                 <w:color w:val="0D1117"/>
                 <w:sz w:val="18"/>
               </w:rPr>
-              <w:t xml:space="preserve"> apply -f k8s/</w:t>
-            </w:r>
-            <w:proofErr w:type="spellStart"/>
-            <w:r>
-              <w:rPr>
-                <w:rFonts w:ascii="Courier New" w:hAnsi="Courier New"/>
-                <w:color w:val="0D1117"/>
-                <w:sz w:val="18"/>
-              </w:rPr>
-              <w:t>deployment.yaml</w:t>
-            </w:r>
-            <w:proofErr w:type="spellEnd"/>
-            <w:r>
-              <w:rPr>
-                <w:rFonts w:ascii="Courier New" w:hAnsi="Courier New"/>
-                <w:color w:val="0D1117"/>
-                <w:sz w:val="18"/>
-              </w:rPr>
-              <w:t xml:space="preserve">              --validate=false</w:t>
+              <w:t xml:space="preserve"> apply -f k8s/deployment.yaml              --validate=false</w:t>
             </w:r>
           </w:p>
           <w:p>
@@ -5156,41 +3537,13 @@
               <w:spacing w:after="0"/>
               <w:ind w:left="170"/>
             </w:pPr>
-            <w:proofErr w:type="spellStart"/>
             <w:r>
               <w:rPr>
                 <w:rFonts w:ascii="Courier New" w:hAnsi="Courier New"/>
                 <w:color w:val="0D1117"/>
                 <w:sz w:val="18"/>
               </w:rPr>
-              <w:t>kubectl</w:t>
-            </w:r>
-            <w:proofErr w:type="spellEnd"/>
-            <w:r>
-              <w:rPr>
-                <w:rFonts w:ascii="Courier New" w:hAnsi="Courier New"/>
-                <w:color w:val="0D1117"/>
-                <w:sz w:val="18"/>
-              </w:rPr>
-              <w:t xml:space="preserve"> apply -f k8s/</w:t>
-            </w:r>
-            <w:proofErr w:type="spellStart"/>
-            <w:r>
-              <w:rPr>
-                <w:rFonts w:ascii="Courier New" w:hAnsi="Courier New"/>
-                <w:color w:val="0D1117"/>
-                <w:sz w:val="18"/>
-              </w:rPr>
-              <w:t>service.yaml</w:t>
-            </w:r>
-            <w:proofErr w:type="spellEnd"/>
-            <w:r>
-              <w:rPr>
-                <w:rFonts w:ascii="Courier New" w:hAnsi="Courier New"/>
-                <w:color w:val="0D1117"/>
-                <w:sz w:val="18"/>
-              </w:rPr>
-              <w:t xml:space="preserve">                 --validate=false</w:t>
+              <w:t>kubectl apply -f k8s/service.yaml                 --validate=false</w:t>
             </w:r>
           </w:p>
           <w:p>
@@ -5218,23 +3571,13 @@
               <w:spacing w:after="0"/>
               <w:ind w:left="170"/>
             </w:pPr>
-            <w:proofErr w:type="spellStart"/>
             <w:r>
               <w:rPr>
                 <w:rFonts w:ascii="Courier New" w:hAnsi="Courier New"/>
                 <w:color w:val="0D1117"/>
                 <w:sz w:val="18"/>
               </w:rPr>
-              <w:t>kubectl</w:t>
-            </w:r>
-            <w:proofErr w:type="spellEnd"/>
-            <w:r>
-              <w:rPr>
-                <w:rFonts w:ascii="Courier New" w:hAnsi="Courier New"/>
-                <w:color w:val="0D1117"/>
-                <w:sz w:val="18"/>
-              </w:rPr>
-              <w:t xml:space="preserve"> get pods</w:t>
+              <w:t>kubectl get pods</w:t>
             </w:r>
           </w:p>
           <w:p>
@@ -5242,23 +3585,13 @@
               <w:spacing w:after="0"/>
               <w:ind w:left="170"/>
             </w:pPr>
-            <w:proofErr w:type="spellStart"/>
             <w:r>
               <w:rPr>
                 <w:rFonts w:ascii="Courier New" w:hAnsi="Courier New"/>
                 <w:color w:val="0D1117"/>
                 <w:sz w:val="18"/>
               </w:rPr>
-              <w:t>kubectl</w:t>
-            </w:r>
-            <w:proofErr w:type="spellEnd"/>
-            <w:r>
-              <w:rPr>
-                <w:rFonts w:ascii="Courier New" w:hAnsi="Courier New"/>
-                <w:color w:val="0D1117"/>
-                <w:sz w:val="18"/>
-              </w:rPr>
-              <w:t xml:space="preserve"> get services</w:t>
+              <w:t>kubectl get services</w:t>
             </w:r>
           </w:p>
           <w:p>
@@ -5266,34 +3599,14 @@
               <w:spacing w:after="0"/>
               <w:ind w:left="170"/>
             </w:pPr>
-            <w:proofErr w:type="spellStart"/>
             <w:r>
               <w:rPr>
                 <w:rFonts w:ascii="Courier New" w:hAnsi="Courier New"/>
                 <w:color w:val="0D1117"/>
                 <w:sz w:val="18"/>
               </w:rPr>
-              <w:t>kubectl</w:t>
-            </w:r>
-            <w:proofErr w:type="spellEnd"/>
-            <w:r>
-              <w:rPr>
-                <w:rFonts w:ascii="Courier New" w:hAnsi="Courier New"/>
-                <w:color w:val="0D1117"/>
-                <w:sz w:val="18"/>
-              </w:rPr>
-              <w:t xml:space="preserve"> get </w:t>
-            </w:r>
-            <w:proofErr w:type="spellStart"/>
-            <w:r>
-              <w:rPr>
-                <w:rFonts w:ascii="Courier New" w:hAnsi="Courier New"/>
-                <w:color w:val="0D1117"/>
-                <w:sz w:val="18"/>
-              </w:rPr>
-              <w:t>pv,pvc</w:t>
-            </w:r>
-            <w:proofErr w:type="spellEnd"/>
+              <w:t>kubectl get pv,pvc</w:t>
+            </w:r>
           </w:p>
           <w:p>
             <w:pPr>
@@ -5320,52 +3633,14 @@
               <w:spacing w:after="0"/>
               <w:ind w:left="170"/>
             </w:pPr>
-            <w:proofErr w:type="spellStart"/>
             <w:r>
               <w:rPr>
                 <w:rFonts w:ascii="Courier New" w:hAnsi="Courier New"/>
                 <w:color w:val="0D1117"/>
                 <w:sz w:val="18"/>
               </w:rPr>
-              <w:t>minikube</w:t>
-            </w:r>
-            <w:proofErr w:type="spellEnd"/>
-            <w:r>
-              <w:rPr>
-                <w:rFonts w:ascii="Courier New" w:hAnsi="Courier New"/>
-                <w:color w:val="0D1117"/>
-                <w:sz w:val="18"/>
-              </w:rPr>
-              <w:t xml:space="preserve"> service </w:t>
-            </w:r>
-            <w:proofErr w:type="spellStart"/>
-            <w:r>
-              <w:rPr>
-                <w:rFonts w:ascii="Courier New" w:hAnsi="Courier New"/>
-                <w:color w:val="0D1117"/>
-                <w:sz w:val="18"/>
-              </w:rPr>
-              <w:t>userapi</w:t>
-            </w:r>
-            <w:proofErr w:type="spellEnd"/>
-            <w:r>
-              <w:rPr>
-                <w:rFonts w:ascii="Courier New" w:hAnsi="Courier New"/>
-                <w:color w:val="0D1117"/>
-                <w:sz w:val="18"/>
-              </w:rPr>
-              <w:t>-service --</w:t>
-            </w:r>
-            <w:proofErr w:type="spellStart"/>
-            <w:r>
-              <w:rPr>
-                <w:rFonts w:ascii="Courier New" w:hAnsi="Courier New"/>
-                <w:color w:val="0D1117"/>
-                <w:sz w:val="18"/>
-              </w:rPr>
-              <w:t>url</w:t>
-            </w:r>
-            <w:proofErr w:type="spellEnd"/>
+              <w:t>minikube service userapi-service --url</w:t>
+            </w:r>
           </w:p>
           <w:p>
             <w:pPr>
@@ -5392,23 +3667,13 @@
               <w:spacing w:after="0"/>
               <w:ind w:left="170"/>
             </w:pPr>
-            <w:proofErr w:type="spellStart"/>
             <w:r>
               <w:rPr>
                 <w:rFonts w:ascii="Courier New" w:hAnsi="Courier New"/>
                 <w:color w:val="0D1117"/>
                 <w:sz w:val="18"/>
               </w:rPr>
-              <w:t>kubectl</w:t>
-            </w:r>
-            <w:proofErr w:type="spellEnd"/>
-            <w:r>
-              <w:rPr>
-                <w:rFonts w:ascii="Courier New" w:hAnsi="Courier New"/>
-                <w:color w:val="0D1117"/>
-                <w:sz w:val="18"/>
-              </w:rPr>
-              <w:t xml:space="preserve"> delete -f k8s/</w:t>
+              <w:t>kubectl delete -f k8s/</w:t>
             </w:r>
           </w:p>
           <w:p>
@@ -5416,23 +3681,13 @@
               <w:spacing w:after="0"/>
               <w:ind w:left="170"/>
             </w:pPr>
-            <w:proofErr w:type="spellStart"/>
             <w:r>
               <w:rPr>
                 <w:rFonts w:ascii="Courier New" w:hAnsi="Courier New"/>
                 <w:color w:val="0D1117"/>
                 <w:sz w:val="18"/>
               </w:rPr>
-              <w:t>minikube</w:t>
-            </w:r>
-            <w:proofErr w:type="spellEnd"/>
-            <w:r>
-              <w:rPr>
-                <w:rFonts w:ascii="Courier New" w:hAnsi="Courier New"/>
-                <w:color w:val="0D1117"/>
-                <w:sz w:val="18"/>
-              </w:rPr>
-              <w:t xml:space="preserve"> stop</w:t>
+              <w:t>minikube stop</w:t>
             </w:r>
           </w:p>
         </w:tc>
@@ -5562,23 +3817,7 @@
                 <w:rFonts w:ascii="Calibri" w:hAnsi="Calibri"/>
                 <w:sz w:val="20"/>
               </w:rPr>
-              <w:t>Docker Hub (</w:t>
-            </w:r>
-            <w:proofErr w:type="spellStart"/>
-            <w:r>
-              <w:rPr>
-                <w:rFonts w:ascii="Calibri" w:hAnsi="Calibri"/>
-                <w:sz w:val="20"/>
-              </w:rPr>
-              <w:t>kousiksc</w:t>
-            </w:r>
-            <w:proofErr w:type="spellEnd"/>
-            <w:r>
-              <w:rPr>
-                <w:rFonts w:ascii="Calibri" w:hAnsi="Calibri"/>
-                <w:sz w:val="20"/>
-              </w:rPr>
-              <w:t>)</w:t>
+              <w:t>Docker Hub (kousiksc)</w:t>
             </w:r>
           </w:p>
         </w:tc>
@@ -5601,7 +3840,6 @@
               </w:rPr>
               <w:t>hub.docker.com/r/</w:t>
             </w:r>
-            <w:proofErr w:type="spellStart"/>
             <w:r>
               <w:rPr>
                 <w:rFonts w:ascii="Calibri" w:hAnsi="Calibri"/>
@@ -5609,23 +3847,13 @@
               </w:rPr>
               <w:t>eshwarreddy</w:t>
             </w:r>
-            <w:proofErr w:type="spellEnd"/>
             <w:r>
               <w:rPr>
                 <w:rFonts w:ascii="Calibri" w:hAnsi="Calibri"/>
                 <w:sz w:val="20"/>
               </w:rPr>
-              <w:t>/</w:t>
-            </w:r>
-            <w:proofErr w:type="spellStart"/>
-            <w:r>
-              <w:rPr>
-                <w:rFonts w:ascii="Calibri" w:hAnsi="Calibri"/>
-                <w:sz w:val="20"/>
-              </w:rPr>
-              <w:t>userapi</w:t>
-            </w:r>
-            <w:proofErr w:type="spellEnd"/>
+              <w:t>/userapi</w:t>
+            </w:r>
           </w:p>
         </w:tc>
         <w:tc>
@@ -5640,37 +3868,12 @@
             <w:shd w:val="clear" w:color="auto" w:fill="F6F8FA"/>
           </w:tcPr>
           <w:p>
-            <w:proofErr w:type="spellStart"/>
             <w:r>
               <w:rPr>
                 <w:rFonts w:ascii="Calibri" w:hAnsi="Calibri"/>
                 <w:sz w:val="20"/>
               </w:rPr>
-              <w:t>eshwarreddy</w:t>
-            </w:r>
-            <w:proofErr w:type="spellEnd"/>
-            <w:r>
-              <w:rPr>
-                <w:rFonts w:ascii="Calibri" w:hAnsi="Calibri"/>
-                <w:sz w:val="20"/>
-              </w:rPr>
-              <w:t>/</w:t>
-            </w:r>
-            <w:proofErr w:type="spellStart"/>
-            <w:r>
-              <w:rPr>
-                <w:rFonts w:ascii="Calibri" w:hAnsi="Calibri"/>
-                <w:sz w:val="20"/>
-              </w:rPr>
-              <w:t>userapi:latest</w:t>
-            </w:r>
-            <w:proofErr w:type="spellEnd"/>
-            <w:r>
-              <w:rPr>
-                <w:rFonts w:ascii="Calibri" w:hAnsi="Calibri"/>
-                <w:sz w:val="20"/>
-              </w:rPr>
-              <w:t xml:space="preserve"> — used in K8s deployment</w:t>
+              <w:t>eshwarreddy/userapi:latest — used in K8s deployment</w:t>
             </w:r>
           </w:p>
         </w:tc>
@@ -5693,23 +3896,7 @@
                 <w:rFonts w:ascii="Calibri" w:hAnsi="Calibri"/>
                 <w:sz w:val="20"/>
               </w:rPr>
-              <w:t>Docker Hub (</w:t>
-            </w:r>
-            <w:proofErr w:type="spellStart"/>
-            <w:r>
-              <w:rPr>
-                <w:rFonts w:ascii="Calibri" w:hAnsi="Calibri"/>
-                <w:sz w:val="20"/>
-              </w:rPr>
-              <w:t>eshwarreddy</w:t>
-            </w:r>
-            <w:proofErr w:type="spellEnd"/>
-            <w:r>
-              <w:rPr>
-                <w:rFonts w:ascii="Calibri" w:hAnsi="Calibri"/>
-                <w:sz w:val="20"/>
-              </w:rPr>
-              <w:t>)</w:t>
+              <w:t>Docker Hub (eshwarreddy)</w:t>
             </w:r>
           </w:p>
         </w:tc>
@@ -5730,33 +3917,8 @@
                 <w:rFonts w:ascii="Calibri" w:hAnsi="Calibri"/>
                 <w:sz w:val="20"/>
               </w:rPr>
-              <w:t>hub.docker.com/r/</w:t>
-            </w:r>
-            <w:proofErr w:type="spellStart"/>
-            <w:r>
-              <w:rPr>
-                <w:rFonts w:ascii="Calibri" w:hAnsi="Calibri"/>
-                <w:sz w:val="20"/>
-              </w:rPr>
-              <w:t>eshwarreddy</w:t>
-            </w:r>
-            <w:proofErr w:type="spellEnd"/>
-            <w:r>
-              <w:rPr>
-                <w:rFonts w:ascii="Calibri" w:hAnsi="Calibri"/>
-                <w:sz w:val="20"/>
-              </w:rPr>
-              <w:t>/</w:t>
-            </w:r>
-            <w:proofErr w:type="spellStart"/>
-            <w:r>
-              <w:rPr>
-                <w:rFonts w:ascii="Calibri" w:hAnsi="Calibri"/>
-                <w:sz w:val="20"/>
-              </w:rPr>
-              <w:t>userapi</w:t>
-            </w:r>
-            <w:proofErr w:type="spellEnd"/>
+              <w:t>hub.docker.com/r/eshwarreddy/userapi</w:t>
+            </w:r>
           </w:p>
         </w:tc>
         <w:tc>
@@ -5771,31 +3933,13 @@
             <w:shd w:val="clear" w:color="auto" w:fill="FFFFFF"/>
           </w:tcPr>
           <w:p>
-            <w:proofErr w:type="spellStart"/>
             <w:r>
               <w:rPr>
                 <w:rFonts w:ascii="Calibri" w:hAnsi="Calibri"/>
                 <w:sz w:val="20"/>
               </w:rPr>
-              <w:t>eshwarreddy</w:t>
-            </w:r>
-            <w:proofErr w:type="spellEnd"/>
-            <w:r>
-              <w:rPr>
-                <w:rFonts w:ascii="Calibri" w:hAnsi="Calibri"/>
-                <w:sz w:val="20"/>
-              </w:rPr>
-              <w:t>/</w:t>
-            </w:r>
-            <w:proofErr w:type="spellStart"/>
-            <w:r>
-              <w:rPr>
-                <w:rFonts w:ascii="Calibri" w:hAnsi="Calibri"/>
-                <w:sz w:val="20"/>
-              </w:rPr>
-              <w:t>userapi:latest</w:t>
-            </w:r>
-            <w:proofErr w:type="spellEnd"/>
+              <w:t>eshwarreddy/userapi:latest</w:t>
+            </w:r>
           </w:p>
         </w:tc>
       </w:tr>
@@ -5845,17 +3989,8 @@
                 <w:rFonts w:ascii="Calibri" w:hAnsi="Calibri"/>
                 <w:sz w:val="20"/>
               </w:rPr>
-              <w:t xml:space="preserve"> </w:t>
-            </w:r>
-            <w:proofErr w:type="spellStart"/>
-            <w:r>
-              <w:rPr>
-                <w:rFonts w:ascii="Calibri" w:hAnsi="Calibri"/>
-                <w:sz w:val="20"/>
-              </w:rPr>
-              <w:t>eshwarreddy</w:t>
-            </w:r>
-            <w:proofErr w:type="spellEnd"/>
+              <w:t xml:space="preserve"> eshwarreddy</w:t>
+            </w:r>
           </w:p>
         </w:tc>
         <w:tc>
@@ -5926,23 +4061,7 @@
                 <w:rFonts w:ascii="Calibri" w:hAnsi="Calibri"/>
                 <w:sz w:val="20"/>
               </w:rPr>
-              <w:t xml:space="preserve"> </w:t>
-            </w:r>
-            <w:proofErr w:type="spellStart"/>
-            <w:r>
-              <w:rPr>
-                <w:rFonts w:ascii="Calibri" w:hAnsi="Calibri"/>
-                <w:sz w:val="20"/>
-              </w:rPr>
-              <w:t>eshwarreddy</w:t>
-            </w:r>
-            <w:proofErr w:type="spellEnd"/>
-            <w:r>
-              <w:rPr>
-                <w:rFonts w:ascii="Calibri" w:hAnsi="Calibri"/>
-                <w:sz w:val="20"/>
-              </w:rPr>
-              <w:t xml:space="preserve"> </w:t>
+              <w:t xml:space="preserve"> eshwarreddy </w:t>
             </w:r>
             <w:r>
               <w:rPr>
@@ -6035,17 +4154,8 @@
                 <w:rFonts w:ascii="Calibri" w:hAnsi="Calibri"/>
                 <w:sz w:val="20"/>
               </w:rPr>
-              <w:t xml:space="preserve">Flask app served by </w:t>
-            </w:r>
-            <w:proofErr w:type="spellStart"/>
-            <w:r>
-              <w:rPr>
-                <w:rFonts w:ascii="Calibri" w:hAnsi="Calibri"/>
-                <w:sz w:val="20"/>
-              </w:rPr>
-              <w:t>gunicorn</w:t>
-            </w:r>
-            <w:proofErr w:type="spellEnd"/>
+              <w:t>Flask app served by gunicorn</w:t>
+            </w:r>
           </w:p>
         </w:tc>
       </w:tr>
@@ -6062,21 +4172,12 @@
             <w:shd w:val="clear" w:color="auto" w:fill="FFFFFF"/>
           </w:tcPr>
           <w:p>
-            <w:proofErr w:type="spellStart"/>
             <w:r>
               <w:rPr>
                 <w:rFonts w:ascii="Calibri" w:hAnsi="Calibri"/>
                 <w:sz w:val="20"/>
               </w:rPr>
-              <w:t>pgAdmin</w:t>
-            </w:r>
-            <w:proofErr w:type="spellEnd"/>
-            <w:r>
-              <w:rPr>
-                <w:rFonts w:ascii="Calibri" w:hAnsi="Calibri"/>
-                <w:sz w:val="20"/>
-              </w:rPr>
-              <w:t xml:space="preserve"> (Docker)</w:t>
+              <w:t>pgAdmin (Docker)</w:t>
             </w:r>
           </w:p>
         </w:tc>
@@ -6157,47 +4258,13 @@
             <w:shd w:val="clear" w:color="auto" w:fill="F6F8FA"/>
           </w:tcPr>
           <w:p>
-            <w:proofErr w:type="spellStart"/>
             <w:r>
               <w:rPr>
                 <w:rFonts w:ascii="Calibri" w:hAnsi="Calibri"/>
                 <w:sz w:val="20"/>
               </w:rPr>
-              <w:t>minikube</w:t>
-            </w:r>
-            <w:proofErr w:type="spellEnd"/>
-            <w:r>
-              <w:rPr>
-                <w:rFonts w:ascii="Calibri" w:hAnsi="Calibri"/>
-                <w:sz w:val="20"/>
-              </w:rPr>
-              <w:t xml:space="preserve"> service </w:t>
-            </w:r>
-            <w:proofErr w:type="spellStart"/>
-            <w:r>
-              <w:rPr>
-                <w:rFonts w:ascii="Calibri" w:hAnsi="Calibri"/>
-                <w:sz w:val="20"/>
-              </w:rPr>
-              <w:t>userapi</w:t>
-            </w:r>
-            <w:proofErr w:type="spellEnd"/>
-            <w:r>
-              <w:rPr>
-                <w:rFonts w:ascii="Calibri" w:hAnsi="Calibri"/>
-                <w:sz w:val="20"/>
-              </w:rPr>
-              <w:t>-service --</w:t>
-            </w:r>
-            <w:proofErr w:type="spellStart"/>
-            <w:r>
-              <w:rPr>
-                <w:rFonts w:ascii="Calibri" w:hAnsi="Calibri"/>
-                <w:sz w:val="20"/>
-              </w:rPr>
-              <w:t>url</w:t>
-            </w:r>
-            <w:proofErr w:type="spellEnd"/>
+              <w:t>minikube service userapi-service --url</w:t>
+            </w:r>
           </w:p>
         </w:tc>
         <w:tc>
@@ -6212,31 +4279,13 @@
             <w:shd w:val="clear" w:color="auto" w:fill="F6F8FA"/>
           </w:tcPr>
           <w:p>
-            <w:proofErr w:type="spellStart"/>
             <w:r>
               <w:rPr>
                 <w:rFonts w:ascii="Calibri" w:hAnsi="Calibri"/>
                 <w:sz w:val="20"/>
               </w:rPr>
-              <w:t>NodePort</w:t>
-            </w:r>
-            <w:proofErr w:type="spellEnd"/>
-            <w:r>
-              <w:rPr>
-                <w:rFonts w:ascii="Calibri" w:hAnsi="Calibri"/>
-                <w:sz w:val="20"/>
-              </w:rPr>
-              <w:t xml:space="preserve"> — URL generated by </w:t>
-            </w:r>
-            <w:proofErr w:type="spellStart"/>
-            <w:r>
-              <w:rPr>
-                <w:rFonts w:ascii="Calibri" w:hAnsi="Calibri"/>
-                <w:sz w:val="20"/>
-              </w:rPr>
-              <w:t>Minikube</w:t>
-            </w:r>
-            <w:proofErr w:type="spellEnd"/>
+              <w:t>NodePort — URL generated by Minikube</w:t>
+            </w:r>
           </w:p>
         </w:tc>
       </w:tr>
@@ -6300,23 +4349,7 @@
                 <w:rFonts w:ascii="Calibri" w:hAnsi="Calibri"/>
                 <w:sz w:val="20"/>
               </w:rPr>
-              <w:t xml:space="preserve">Port-forwarded from VM (vagrant up in </w:t>
-            </w:r>
-            <w:proofErr w:type="spellStart"/>
-            <w:r>
-              <w:rPr>
-                <w:rFonts w:ascii="Calibri" w:hAnsi="Calibri"/>
-                <w:sz w:val="20"/>
-              </w:rPr>
-              <w:t>iac</w:t>
-            </w:r>
-            <w:proofErr w:type="spellEnd"/>
-            <w:r>
-              <w:rPr>
-                <w:rFonts w:ascii="Calibri" w:hAnsi="Calibri"/>
-                <w:sz w:val="20"/>
-              </w:rPr>
-              <w:t>/)</w:t>
+              <w:t>Port-forwarded from VM (vagrant up in iac/)</w:t>
             </w:r>
           </w:p>
         </w:tc>
@@ -6575,17 +4608,8 @@
                 <w:rFonts w:ascii="Calibri" w:hAnsi="Calibri"/>
                 <w:sz w:val="20"/>
               </w:rPr>
-              <w:t xml:space="preserve"> </w:t>
-            </w:r>
-            <w:proofErr w:type="spellStart"/>
-            <w:r>
-              <w:rPr>
-                <w:rFonts w:ascii="Calibri" w:hAnsi="Calibri"/>
-                <w:sz w:val="20"/>
-              </w:rPr>
-              <w:t>eshwarreddy</w:t>
-            </w:r>
-            <w:proofErr w:type="spellEnd"/>
+              <w:t xml:space="preserve"> eshwarreddy</w:t>
+            </w:r>
           </w:p>
         </w:tc>
       </w:tr>
@@ -6705,25 +4729,7 @@
                 <w:color w:val="0D1117"/>
                 <w:sz w:val="18"/>
               </w:rPr>
-              <w:t xml:space="preserve">├── </w:t>
-            </w:r>
-            <w:proofErr w:type="spellStart"/>
-            <w:r>
-              <w:rPr>
-                <w:rFonts w:ascii="Courier New" w:hAnsi="Courier New"/>
-                <w:color w:val="0D1117"/>
-                <w:sz w:val="18"/>
-              </w:rPr>
-              <w:t>userapi</w:t>
-            </w:r>
-            <w:proofErr w:type="spellEnd"/>
-            <w:r>
-              <w:rPr>
-                <w:rFonts w:ascii="Courier New" w:hAnsi="Courier New"/>
-                <w:color w:val="0D1117"/>
-                <w:sz w:val="18"/>
-              </w:rPr>
-              <w:t>\                 Flask application</w:t>
+              <w:t>├── userapi\                 Flask application</w:t>
             </w:r>
           </w:p>
           <w:p>
@@ -6737,25 +4743,7 @@
                 <w:color w:val="0D1117"/>
                 <w:sz w:val="18"/>
               </w:rPr>
-              <w:t xml:space="preserve">│   ├── </w:t>
-            </w:r>
-            <w:proofErr w:type="spellStart"/>
-            <w:r>
-              <w:rPr>
-                <w:rFonts w:ascii="Courier New" w:hAnsi="Courier New"/>
-                <w:color w:val="0D1117"/>
-                <w:sz w:val="18"/>
-              </w:rPr>
-              <w:t>src</w:t>
-            </w:r>
-            <w:proofErr w:type="spellEnd"/>
-            <w:r>
-              <w:rPr>
-                <w:rFonts w:ascii="Courier New" w:hAnsi="Courier New"/>
-                <w:color w:val="0D1117"/>
-                <w:sz w:val="18"/>
-              </w:rPr>
-              <w:t>\</w:t>
+              <w:t>│   ├── src\</w:t>
             </w:r>
           </w:p>
           <w:p>
@@ -6769,25 +4757,7 @@
                 <w:color w:val="0D1117"/>
                 <w:sz w:val="18"/>
               </w:rPr>
-              <w:t>│   │   ├── __init__.py      App factory (</w:t>
-            </w:r>
-            <w:proofErr w:type="spellStart"/>
-            <w:r>
-              <w:rPr>
-                <w:rFonts w:ascii="Courier New" w:hAnsi="Courier New"/>
-                <w:color w:val="0D1117"/>
-                <w:sz w:val="18"/>
-              </w:rPr>
-              <w:t>create_app</w:t>
-            </w:r>
-            <w:proofErr w:type="spellEnd"/>
-            <w:r>
-              <w:rPr>
-                <w:rFonts w:ascii="Courier New" w:hAnsi="Courier New"/>
-                <w:color w:val="0D1117"/>
-                <w:sz w:val="18"/>
-              </w:rPr>
-              <w:t>)</w:t>
+              <w:t>│   │   ├── __init__.py      App factory (create_app)</w:t>
             </w:r>
           </w:p>
           <w:p>
@@ -6815,36 +4785,8 @@
                 <w:color w:val="0D1117"/>
                 <w:sz w:val="18"/>
               </w:rPr>
-              <w:t xml:space="preserve">│   │   ├── config.py        Config / </w:t>
-            </w:r>
-            <w:proofErr w:type="spellStart"/>
-            <w:r>
-              <w:rPr>
-                <w:rFonts w:ascii="Courier New" w:hAnsi="Courier New"/>
-                <w:color w:val="0D1117"/>
-                <w:sz w:val="18"/>
-              </w:rPr>
-              <w:t>TestConfig</w:t>
-            </w:r>
-            <w:proofErr w:type="spellEnd"/>
-            <w:r>
-              <w:rPr>
-                <w:rFonts w:ascii="Courier New" w:hAnsi="Courier New"/>
-                <w:color w:val="0D1117"/>
-                <w:sz w:val="18"/>
-              </w:rPr>
-              <w:t xml:space="preserve"> / </w:t>
-            </w:r>
-            <w:proofErr w:type="spellStart"/>
-            <w:r>
-              <w:rPr>
-                <w:rFonts w:ascii="Courier New" w:hAnsi="Courier New"/>
-                <w:color w:val="0D1117"/>
-                <w:sz w:val="18"/>
-              </w:rPr>
-              <w:t>ProductionConfig</w:t>
-            </w:r>
-            <w:proofErr w:type="spellEnd"/>
+              <w:t>│   │   ├── config.py        Config / TestConfig / ProductionConfig</w:t>
+            </w:r>
           </w:p>
           <w:p>
             <w:pPr>
@@ -6857,25 +4799,7 @@
                 <w:color w:val="0D1117"/>
                 <w:sz w:val="18"/>
               </w:rPr>
-              <w:t xml:space="preserve">│   │   ├── models.py        User </w:t>
-            </w:r>
-            <w:proofErr w:type="spellStart"/>
-            <w:r>
-              <w:rPr>
-                <w:rFonts w:ascii="Courier New" w:hAnsi="Courier New"/>
-                <w:color w:val="0D1117"/>
-                <w:sz w:val="18"/>
-              </w:rPr>
-              <w:t>SQLAlchemy</w:t>
-            </w:r>
-            <w:proofErr w:type="spellEnd"/>
-            <w:r>
-              <w:rPr>
-                <w:rFonts w:ascii="Courier New" w:hAnsi="Courier New"/>
-                <w:color w:val="0D1117"/>
-                <w:sz w:val="18"/>
-              </w:rPr>
-              <w:t xml:space="preserve"> model</w:t>
+              <w:t>│   │   ├── models.py        User SQLAlchemy model</w:t>
             </w:r>
           </w:p>
           <w:p>
@@ -6945,36 +4869,8 @@
                 <w:color w:val="0D1117"/>
                 <w:sz w:val="18"/>
               </w:rPr>
-              <w:t xml:space="preserve">│   │   ├── conftest.py      Fixtures: app, </w:t>
-            </w:r>
-            <w:proofErr w:type="spellStart"/>
-            <w:r>
-              <w:rPr>
-                <w:rFonts w:ascii="Courier New" w:hAnsi="Courier New"/>
-                <w:color w:val="0D1117"/>
-                <w:sz w:val="18"/>
-              </w:rPr>
-              <w:t>db</w:t>
-            </w:r>
-            <w:proofErr w:type="spellEnd"/>
-            <w:r>
-              <w:rPr>
-                <w:rFonts w:ascii="Courier New" w:hAnsi="Courier New"/>
-                <w:color w:val="0D1117"/>
-                <w:sz w:val="18"/>
-              </w:rPr>
-              <w:t xml:space="preserve">, client, </w:t>
-            </w:r>
-            <w:proofErr w:type="spellStart"/>
-            <w:r>
-              <w:rPr>
-                <w:rFonts w:ascii="Courier New" w:hAnsi="Courier New"/>
-                <w:color w:val="0D1117"/>
-                <w:sz w:val="18"/>
-              </w:rPr>
-              <w:t>clean_db</w:t>
-            </w:r>
-            <w:proofErr w:type="spellEnd"/>
+              <w:t>│   │   ├── conftest.py      Fixtures: app, db, client, clean_db</w:t>
+            </w:r>
           </w:p>
           <w:p>
             <w:pPr>
@@ -7043,18 +4939,8 @@
                 <w:color w:val="0D1117"/>
                 <w:sz w:val="18"/>
               </w:rPr>
-              <w:t xml:space="preserve">│   ├── </w:t>
-            </w:r>
-            <w:proofErr w:type="spellStart"/>
-            <w:r>
-              <w:rPr>
-                <w:rFonts w:ascii="Courier New" w:hAnsi="Courier New"/>
-                <w:color w:val="0D1117"/>
-                <w:sz w:val="18"/>
-              </w:rPr>
-              <w:t>Dockerfile</w:t>
-            </w:r>
-            <w:proofErr w:type="spellEnd"/>
+              <w:t>│   ├── Dockerfile</w:t>
+            </w:r>
           </w:p>
           <w:p>
             <w:pPr>
@@ -7095,36 +4981,8 @@
                 <w:color w:val="0D1117"/>
                 <w:sz w:val="18"/>
               </w:rPr>
-              <w:t xml:space="preserve">├── </w:t>
-            </w:r>
-            <w:proofErr w:type="spellStart"/>
-            <w:r>
-              <w:rPr>
-                <w:rFonts w:ascii="Courier New" w:hAnsi="Courier New"/>
-                <w:color w:val="0D1117"/>
-                <w:sz w:val="18"/>
-              </w:rPr>
-              <w:t>iac</w:t>
-            </w:r>
-            <w:proofErr w:type="spellEnd"/>
-            <w:r>
-              <w:rPr>
-                <w:rFonts w:ascii="Courier New" w:hAnsi="Courier New"/>
-                <w:color w:val="0D1117"/>
-                <w:sz w:val="18"/>
-              </w:rPr>
-              <w:t xml:space="preserve">\                     Vagrant + Ansible </w:t>
-            </w:r>
-            <w:proofErr w:type="spellStart"/>
-            <w:r>
-              <w:rPr>
-                <w:rFonts w:ascii="Courier New" w:hAnsi="Courier New"/>
-                <w:color w:val="0D1117"/>
-                <w:sz w:val="18"/>
-              </w:rPr>
-              <w:t>IaC</w:t>
-            </w:r>
-            <w:proofErr w:type="spellEnd"/>
+              <w:t>├── iac\                     Vagrant + Ansible IaC</w:t>
+            </w:r>
           </w:p>
           <w:p>
             <w:pPr>
@@ -7137,18 +4995,8 @@
                 <w:color w:val="0D1117"/>
                 <w:sz w:val="18"/>
               </w:rPr>
-              <w:t xml:space="preserve">│   ├── </w:t>
-            </w:r>
-            <w:proofErr w:type="spellStart"/>
-            <w:r>
-              <w:rPr>
-                <w:rFonts w:ascii="Courier New" w:hAnsi="Courier New"/>
-                <w:color w:val="0D1117"/>
-                <w:sz w:val="18"/>
-              </w:rPr>
-              <w:t>Vagrantfile</w:t>
-            </w:r>
-            <w:proofErr w:type="spellEnd"/>
+              <w:t>│   ├── Vagrantfile</w:t>
+            </w:r>
           </w:p>
           <w:p>
             <w:pPr>
@@ -7175,18 +5023,8 @@
                 <w:color w:val="0D1117"/>
                 <w:sz w:val="18"/>
               </w:rPr>
-              <w:t xml:space="preserve">│       ├── </w:t>
-            </w:r>
-            <w:proofErr w:type="spellStart"/>
-            <w:r>
-              <w:rPr>
-                <w:rFonts w:ascii="Courier New" w:hAnsi="Courier New"/>
-                <w:color w:val="0D1117"/>
-                <w:sz w:val="18"/>
-              </w:rPr>
-              <w:t>setup.yml</w:t>
-            </w:r>
-            <w:proofErr w:type="spellEnd"/>
+              <w:t>│       ├── setup.yml</w:t>
+            </w:r>
           </w:p>
           <w:p>
             <w:pPr>
@@ -7199,25 +5037,7 @@
                 <w:color w:val="0D1117"/>
                 <w:sz w:val="18"/>
               </w:rPr>
-              <w:t xml:space="preserve">│       └── roles\ (python / </w:t>
-            </w:r>
-            <w:proofErr w:type="spellStart"/>
-            <w:r>
-              <w:rPr>
-                <w:rFonts w:ascii="Courier New" w:hAnsi="Courier New"/>
-                <w:color w:val="0D1117"/>
-                <w:sz w:val="18"/>
-              </w:rPr>
-              <w:t>postgresql</w:t>
-            </w:r>
-            <w:proofErr w:type="spellEnd"/>
-            <w:r>
-              <w:rPr>
-                <w:rFonts w:ascii="Courier New" w:hAnsi="Courier New"/>
-                <w:color w:val="0D1117"/>
-                <w:sz w:val="18"/>
-              </w:rPr>
-              <w:t xml:space="preserve"> / app)</w:t>
+              <w:t>│       └── roles\ (python / postgresql / app)</w:t>
             </w:r>
           </w:p>
           <w:p>
@@ -7245,61 +5065,7 @@
                 <w:color w:val="0D1117"/>
                 <w:sz w:val="18"/>
               </w:rPr>
-              <w:t xml:space="preserve">│   ├── </w:t>
-            </w:r>
-            <w:proofErr w:type="spellStart"/>
-            <w:r>
-              <w:rPr>
-                <w:rFonts w:ascii="Courier New" w:hAnsi="Courier New"/>
-                <w:color w:val="0D1117"/>
-                <w:sz w:val="18"/>
-              </w:rPr>
-              <w:t>deployment.yaml</w:t>
-            </w:r>
-            <w:proofErr w:type="spellEnd"/>
-            <w:r>
-              <w:rPr>
-                <w:rFonts w:ascii="Courier New" w:hAnsi="Courier New"/>
-                <w:color w:val="0D1117"/>
-                <w:sz w:val="18"/>
-              </w:rPr>
-              <w:t xml:space="preserve">      </w:t>
-            </w:r>
-            <w:proofErr w:type="spellStart"/>
-            <w:r>
-              <w:rPr>
-                <w:rFonts w:ascii="Courier New" w:hAnsi="Courier New"/>
-                <w:color w:val="0D1117"/>
-                <w:sz w:val="18"/>
-              </w:rPr>
-              <w:t>postgres</w:t>
-            </w:r>
-            <w:proofErr w:type="spellEnd"/>
-            <w:r>
-              <w:rPr>
-                <w:rFonts w:ascii="Courier New" w:hAnsi="Courier New"/>
-                <w:color w:val="0D1117"/>
-                <w:sz w:val="18"/>
-              </w:rPr>
-              <w:t xml:space="preserve"> (1) + </w:t>
-            </w:r>
-            <w:proofErr w:type="spellStart"/>
-            <w:r>
-              <w:rPr>
-                <w:rFonts w:ascii="Courier New" w:hAnsi="Courier New"/>
-                <w:color w:val="0D1117"/>
-                <w:sz w:val="18"/>
-              </w:rPr>
-              <w:t>userapi</w:t>
-            </w:r>
-            <w:proofErr w:type="spellEnd"/>
-            <w:r>
-              <w:rPr>
-                <w:rFonts w:ascii="Courier New" w:hAnsi="Courier New"/>
-                <w:color w:val="0D1117"/>
-                <w:sz w:val="18"/>
-              </w:rPr>
-              <w:t xml:space="preserve"> (2 replicas)</w:t>
+              <w:t>│   ├── deployment.yaml      postgres (1) + userapi (2 replicas)</w:t>
             </w:r>
           </w:p>
           <w:p>
@@ -7313,54 +5079,8 @@
                 <w:color w:val="0D1117"/>
                 <w:sz w:val="18"/>
               </w:rPr>
-              <w:t xml:space="preserve">│   ├── </w:t>
-            </w:r>
-            <w:proofErr w:type="spellStart"/>
-            <w:r>
-              <w:rPr>
-                <w:rFonts w:ascii="Courier New" w:hAnsi="Courier New"/>
-                <w:color w:val="0D1117"/>
-                <w:sz w:val="18"/>
-              </w:rPr>
-              <w:t>service.yaml</w:t>
-            </w:r>
-            <w:proofErr w:type="spellEnd"/>
-            <w:r>
-              <w:rPr>
-                <w:rFonts w:ascii="Courier New" w:hAnsi="Courier New"/>
-                <w:color w:val="0D1117"/>
-                <w:sz w:val="18"/>
-              </w:rPr>
-              <w:t xml:space="preserve">         </w:t>
-            </w:r>
-            <w:proofErr w:type="spellStart"/>
-            <w:r>
-              <w:rPr>
-                <w:rFonts w:ascii="Courier New" w:hAnsi="Courier New"/>
-                <w:color w:val="0D1117"/>
-                <w:sz w:val="18"/>
-              </w:rPr>
-              <w:t>ClusterIP</w:t>
-            </w:r>
-            <w:proofErr w:type="spellEnd"/>
-            <w:r>
-              <w:rPr>
-                <w:rFonts w:ascii="Courier New" w:hAnsi="Courier New"/>
-                <w:color w:val="0D1117"/>
-                <w:sz w:val="18"/>
-              </w:rPr>
-              <w:t xml:space="preserve"> + </w:t>
-            </w:r>
-            <w:proofErr w:type="spellStart"/>
-            <w:r>
-              <w:rPr>
-                <w:rFonts w:ascii="Courier New" w:hAnsi="Courier New"/>
-                <w:color w:val="0D1117"/>
-                <w:sz w:val="18"/>
-              </w:rPr>
-              <w:t>NodePort</w:t>
-            </w:r>
-            <w:proofErr w:type="spellEnd"/>
+              <w:t>│   ├── service.yaml         ClusterIP + NodePort</w:t>
+            </w:r>
           </w:p>
           <w:p>
             <w:pPr>
@@ -7373,18 +5093,8 @@
                 <w:color w:val="0D1117"/>
                 <w:sz w:val="18"/>
               </w:rPr>
-              <w:t>│   ├── persistent-</w:t>
-            </w:r>
-            <w:proofErr w:type="spellStart"/>
-            <w:r>
-              <w:rPr>
-                <w:rFonts w:ascii="Courier New" w:hAnsi="Courier New"/>
-                <w:color w:val="0D1117"/>
-                <w:sz w:val="18"/>
-              </w:rPr>
-              <w:t>volume.yaml</w:t>
-            </w:r>
-            <w:proofErr w:type="spellEnd"/>
+              <w:t>│   ├── persistent-volume.yaml</w:t>
+            </w:r>
           </w:p>
           <w:p>
             <w:pPr>
@@ -7397,18 +5107,8 @@
                 <w:color w:val="0D1117"/>
                 <w:sz w:val="18"/>
               </w:rPr>
-              <w:t>│   └── persistent-volume-</w:t>
-            </w:r>
-            <w:proofErr w:type="spellStart"/>
-            <w:r>
-              <w:rPr>
-                <w:rFonts w:ascii="Courier New" w:hAnsi="Courier New"/>
-                <w:color w:val="0D1117"/>
-                <w:sz w:val="18"/>
-              </w:rPr>
-              <w:t>claim.yaml</w:t>
-            </w:r>
-            <w:proofErr w:type="spellEnd"/>
+              <w:t>│   └── persistent-volume-claim.yaml</w:t>
+            </w:r>
           </w:p>
           <w:p>
             <w:pPr>
@@ -7423,23 +5123,13 @@
               </w:rPr>
               <w:t>├── .</w:t>
             </w:r>
-            <w:proofErr w:type="spellStart"/>
             <w:r>
               <w:rPr>
                 <w:rFonts w:ascii="Courier New" w:hAnsi="Courier New"/>
                 <w:color w:val="0D1117"/>
                 <w:sz w:val="18"/>
               </w:rPr>
-              <w:t>github</w:t>
-            </w:r>
-            <w:proofErr w:type="spellEnd"/>
-            <w:r>
-              <w:rPr>
-                <w:rFonts w:ascii="Courier New" w:hAnsi="Courier New"/>
-                <w:color w:val="0D1117"/>
-                <w:sz w:val="18"/>
-              </w:rPr>
-              <w:t>\workflows\</w:t>
+              <w:t>github\workflows\</w:t>
             </w:r>
           </w:p>
           <w:p>
@@ -7453,25 +5143,7 @@
                 <w:color w:val="0D1117"/>
                 <w:sz w:val="18"/>
               </w:rPr>
-              <w:t xml:space="preserve">│   └── </w:t>
-            </w:r>
-            <w:proofErr w:type="spellStart"/>
-            <w:r>
-              <w:rPr>
-                <w:rFonts w:ascii="Courier New" w:hAnsi="Courier New"/>
-                <w:color w:val="0D1117"/>
-                <w:sz w:val="18"/>
-              </w:rPr>
-              <w:t>ci.yml</w:t>
-            </w:r>
-            <w:proofErr w:type="spellEnd"/>
-            <w:r>
-              <w:rPr>
-                <w:rFonts w:ascii="Courier New" w:hAnsi="Courier New"/>
-                <w:color w:val="0D1117"/>
-                <w:sz w:val="18"/>
-              </w:rPr>
-              <w:t xml:space="preserve">               GitHub Actions CI pipeline</w:t>
+              <w:t>│   └── ci.yml               GitHub Actions CI pipeline</w:t>
             </w:r>
           </w:p>
           <w:p>
@@ -7485,18 +5157,8 @@
                 <w:color w:val="0D1117"/>
                 <w:sz w:val="18"/>
               </w:rPr>
-              <w:t>└── docker-</w:t>
-            </w:r>
-            <w:proofErr w:type="spellStart"/>
-            <w:r>
-              <w:rPr>
-                <w:rFonts w:ascii="Courier New" w:hAnsi="Courier New"/>
-                <w:color w:val="0D1117"/>
-                <w:sz w:val="18"/>
-              </w:rPr>
-              <w:t>compose.yaml</w:t>
-            </w:r>
-            <w:proofErr w:type="spellEnd"/>
+              <w:t>└── docker-compose.yaml</w:t>
+            </w:r>
           </w:p>
         </w:tc>
       </w:tr>
@@ -7526,21 +5188,20 @@
         <w:rPr>
           <w:rFonts w:ascii="Calibri" w:hAnsi="Calibri"/>
         </w:rPr>
-        <w:t xml:space="preserve">SQLite for tests: </w:t>
+        <w:t>SQLite for tests: TestConfig switches to sqlite:///:memory: — no PostgreSQL dependency in CI</w:t>
       </w:r>
-      <w:proofErr w:type="spellStart"/>
+    </w:p>
+    <w:p>
+      <w:pPr>
+        <w:pStyle w:val="ListBullet"/>
+        <w:spacing w:before="20" w:after="40"/>
+        <w:ind w:left="227"/>
+      </w:pPr>
       <w:r>
         <w:rPr>
           <w:rFonts w:ascii="Calibri" w:hAnsi="Calibri"/>
         </w:rPr>
-        <w:t>TestConfig</w:t>
-      </w:r>
-      <w:proofErr w:type="spellEnd"/>
-      <w:r>
-        <w:rPr>
-          <w:rFonts w:ascii="Calibri" w:hAnsi="Calibri"/>
-        </w:rPr>
-        <w:t xml:space="preserve"> switches to sqlite:///:memory: — no PostgreSQL dependency in CI</w:t>
+        <w:t>Application Factory: create_app(config) lets the same code run under test, dev, and prod configs</w:t>
       </w:r>
     </w:p>
     <w:p>
@@ -7549,68 +5210,25 @@
         <w:spacing w:before="20" w:after="40"/>
         <w:ind w:left="227"/>
       </w:pPr>
-      <w:r>
-        <w:rPr>
-          <w:rFonts w:ascii="Calibri" w:hAnsi="Calibri"/>
-        </w:rPr>
-        <w:t xml:space="preserve">Application Factory: </w:t>
-      </w:r>
-      <w:proofErr w:type="spellStart"/>
-      <w:r>
-        <w:rPr>
-          <w:rFonts w:ascii="Calibri" w:hAnsi="Calibri"/>
-        </w:rPr>
-        <w:t>create_app</w:t>
-      </w:r>
-      <w:proofErr w:type="spellEnd"/>
-      <w:r>
-        <w:rPr>
-          <w:rFonts w:ascii="Calibri" w:hAnsi="Calibri"/>
-        </w:rPr>
-        <w:t>(config) lets the same code run under test, dev, and prod configs</w:t>
-      </w:r>
-    </w:p>
-    <w:p>
-      <w:pPr>
-        <w:pStyle w:val="ListBullet"/>
-        <w:spacing w:before="20" w:after="40"/>
-        <w:ind w:left="227"/>
-      </w:pPr>
-      <w:proofErr w:type="spellStart"/>
       <w:r>
         <w:rPr>
           <w:rFonts w:ascii="Calibri" w:hAnsi="Calibri"/>
         </w:rPr>
         <w:lastRenderedPageBreak/>
-        <w:t>Systemd</w:t>
+        <w:t>Systemd in Vagrant: app runs as a proper service — auto-restarts on crash, survives reboots</w:t>
       </w:r>
-      <w:proofErr w:type="spellEnd"/>
+    </w:p>
+    <w:p>
+      <w:pPr>
+        <w:pStyle w:val="ListBullet"/>
+        <w:spacing w:before="20" w:after="40"/>
+        <w:ind w:left="227"/>
+      </w:pPr>
       <w:r>
         <w:rPr>
           <w:rFonts w:ascii="Calibri" w:hAnsi="Calibri"/>
         </w:rPr>
-        <w:t xml:space="preserve"> in Vagrant: app runs as a proper service — auto-restarts on crash, survives reboots</w:t>
-      </w:r>
-    </w:p>
-    <w:p>
-      <w:pPr>
-        <w:pStyle w:val="ListBullet"/>
-        <w:spacing w:before="20" w:after="40"/>
-        <w:ind w:left="227"/>
-      </w:pPr>
-      <w:proofErr w:type="spellStart"/>
-      <w:r>
-        <w:rPr>
-          <w:rFonts w:ascii="Calibri" w:hAnsi="Calibri"/>
-        </w:rPr>
-        <w:t>Gunicorn</w:t>
-      </w:r>
-      <w:proofErr w:type="spellEnd"/>
-      <w:r>
-        <w:rPr>
-          <w:rFonts w:ascii="Calibri" w:hAnsi="Calibri"/>
-        </w:rPr>
-        <w:t xml:space="preserve"> everywhere: consistent production WSGI server in both Docker and Vagrant</w:t>
+        <w:t>Gunicorn everywhere: consistent production WSGI server in both Docker and Vagrant</w:t>
       </w:r>
     </w:p>
     <w:p>
@@ -7657,7 +5275,6 @@
         <w:spacing w:before="400"/>
         <w:jc w:val="center"/>
       </w:pPr>
-      <w:proofErr w:type="spellStart"/>
       <w:r>
         <w:rPr>
           <w:rFonts w:ascii="Calibri" w:hAnsi="Calibri"/>
@@ -7665,17 +5282,7 @@
           <w:color w:val="55636F"/>
           <w:sz w:val="18"/>
         </w:rPr>
-        <w:t>UserAPI</w:t>
-      </w:r>
-      <w:proofErr w:type="spellEnd"/>
-      <w:r>
-        <w:rPr>
-          <w:rFonts w:ascii="Calibri" w:hAnsi="Calibri"/>
-          <w:i/>
-          <w:color w:val="55636F"/>
-          <w:sz w:val="18"/>
-        </w:rPr>
-        <w:t xml:space="preserve"> DevOps Project  </w:t>
+        <w:t xml:space="preserve">UserAPI DevOps Project  </w:t>
       </w:r>
       <w:r>
         <w:rPr>
@@ -7684,27 +5291,7 @@
           <w:color w:val="55636F"/>
           <w:sz w:val="18"/>
         </w:rPr>
-        <w:t xml:space="preserve">Eshwar </w:t>
-      </w:r>
-      <w:proofErr w:type="spellStart"/>
-      <w:r>
-        <w:rPr>
-          <w:rFonts w:ascii="Calibri" w:hAnsi="Calibri"/>
-          <w:i/>
-          <w:color w:val="55636F"/>
-          <w:sz w:val="18"/>
-        </w:rPr>
-        <w:t>reddy</w:t>
-      </w:r>
-      <w:proofErr w:type="spellEnd"/>
-      <w:r>
-        <w:rPr>
-          <w:rFonts w:ascii="Calibri" w:hAnsi="Calibri"/>
-          <w:i/>
-          <w:color w:val="55636F"/>
-          <w:sz w:val="18"/>
-        </w:rPr>
-        <w:t xml:space="preserve"> </w:t>
+        <w:t xml:space="preserve">Eshwar reddy </w:t>
       </w:r>
       <w:r>
         <w:rPr>
